--- a/全量测试报告.docx
+++ b/全量测试报告.docx
@@ -6861,7 +6861,1200 @@
           <w:color w:val="1F4E79"/>
           <w:sz w:val="26"/>
         </w:rPr>
-        <w:t>八、结论</w:t>
+        <w:t>八、第二轮完整性复测（2026-10-23 13:51）</w:t>
+      </w:r>
+    </w:p>
+    <w:p>
+      <w:pPr>
+        <w:spacing w:after="60" w:line="317" w:lineRule="auto"/>
+      </w:pPr>
+      <w:r>
+        <w:rPr>
+          <w:rFonts w:ascii="微软雅黑" w:hAnsi="微软雅黑" w:eastAsia="微软雅黑"/>
+          <w:b w:val="0"/>
+          <w:sz w:val="21"/>
+        </w:rPr>
+        <w:t xml:space="preserve">开源（提交 </w:t>
+      </w:r>
+      <w:r>
+        <w:rPr>
+          <w:rFonts w:ascii="Consolas" w:hAnsi="Consolas" w:eastAsia="Consolas"/>
+          <w:b w:val="0"/>
+          <w:sz w:val="20"/>
+        </w:rPr>
+        <w:t>3265339</w:t>
+      </w:r>
+      <w:r>
+        <w:rPr>
+          <w:rFonts w:ascii="微软雅黑" w:hAnsi="微软雅黑" w:eastAsia="微软雅黑"/>
+          <w:b w:val="0"/>
+          <w:sz w:val="21"/>
+        </w:rPr>
+        <w:t>）之后又改了 3 个测试文件做路径脱敏，因此重新跑了一轮完整验证。</w:t>
+      </w:r>
+    </w:p>
+    <w:p>
+      <w:pPr>
+        <w:pStyle w:val="Heading3"/>
+        <w:spacing w:before="180" w:after="100"/>
+      </w:pPr>
+      <w:r>
+        <w:rPr>
+          <w:rFonts w:ascii="微软雅黑" w:hAnsi="微软雅黑" w:eastAsia="微软雅黑"/>
+          <w:b/>
+          <w:color w:val="1F4E79"/>
+          <w:sz w:val="23"/>
+        </w:rPr>
+        <w:t>8.1 复测结果：全绿</w:t>
+      </w:r>
+    </w:p>
+    <w:tbl>
+      <w:tblPr>
+        <w:tblStyle w:val="TableGrid"/>
+        <w:tblW w:type="auto" w:w="0"/>
+        <w:jc w:val="center"/>
+        <w:tblLayout w:type="autofit"/>
+        <w:tblLook w:firstColumn="1" w:firstRow="1" w:lastColumn="0" w:lastRow="0" w:noHBand="0" w:noVBand="1" w:val="04A0"/>
+      </w:tblPr>
+      <w:tblGrid>
+        <w:gridCol w:w="3249"/>
+        <w:gridCol w:w="3249"/>
+        <w:gridCol w:w="3249"/>
+      </w:tblGrid>
+      <w:tr>
+        <w:tc>
+          <w:tcPr>
+            <w:tcW w:type="dxa" w:w="3249"/>
+            <w:shd w:fill="1F4E79"/>
+          </w:tcPr>
+          <w:p>
+            <w:pPr>
+              <w:spacing w:after="20" w:line="276" w:lineRule="auto"/>
+            </w:pPr>
+            <w:r/>
+            <w:r>
+              <w:rPr>
+                <w:rFonts w:ascii="微软雅黑" w:hAnsi="微软雅黑" w:eastAsia="微软雅黑"/>
+                <w:b/>
+                <w:color w:val="FFFFFF"/>
+                <w:sz w:val="18"/>
+              </w:rPr>
+              <w:t>套件</w:t>
+            </w:r>
+          </w:p>
+        </w:tc>
+        <w:tc>
+          <w:tcPr>
+            <w:tcW w:type="dxa" w:w="3249"/>
+            <w:shd w:fill="1F4E79"/>
+          </w:tcPr>
+          <w:p>
+            <w:pPr>
+              <w:spacing w:after="20" w:line="276" w:lineRule="auto"/>
+            </w:pPr>
+            <w:r/>
+            <w:r>
+              <w:rPr>
+                <w:rFonts w:ascii="微软雅黑" w:hAnsi="微软雅黑" w:eastAsia="微软雅黑"/>
+                <w:b/>
+                <w:color w:val="FFFFFF"/>
+                <w:sz w:val="18"/>
+              </w:rPr>
+              <w:t>用例</w:t>
+            </w:r>
+          </w:p>
+        </w:tc>
+        <w:tc>
+          <w:tcPr>
+            <w:tcW w:type="dxa" w:w="3249"/>
+            <w:shd w:fill="1F4E79"/>
+          </w:tcPr>
+          <w:p>
+            <w:pPr>
+              <w:spacing w:after="20" w:line="276" w:lineRule="auto"/>
+            </w:pPr>
+            <w:r/>
+            <w:r>
+              <w:rPr>
+                <w:rFonts w:ascii="微软雅黑" w:hAnsi="微软雅黑" w:eastAsia="微软雅黑"/>
+                <w:b/>
+                <w:color w:val="FFFFFF"/>
+                <w:sz w:val="18"/>
+              </w:rPr>
+              <w:t>结果</w:t>
+            </w:r>
+          </w:p>
+        </w:tc>
+      </w:tr>
+      <w:tr>
+        <w:tc>
+          <w:tcPr>
+            <w:tcW w:type="dxa" w:w="3249"/>
+          </w:tcPr>
+          <w:p>
+            <w:pPr>
+              <w:spacing w:after="20" w:line="276" w:lineRule="auto"/>
+            </w:pPr>
+            <w:r/>
+            <w:r>
+              <w:rPr>
+                <w:rFonts w:ascii="Consolas" w:hAnsi="Consolas" w:eastAsia="Consolas"/>
+                <w:b w:val="0"/>
+                <w:sz w:val="17"/>
+              </w:rPr>
+              <w:t>selftest.py</w:t>
+            </w:r>
+          </w:p>
+        </w:tc>
+        <w:tc>
+          <w:tcPr>
+            <w:tcW w:type="dxa" w:w="3249"/>
+          </w:tcPr>
+          <w:p>
+            <w:pPr>
+              <w:spacing w:after="20" w:line="276" w:lineRule="auto"/>
+            </w:pPr>
+            <w:r/>
+            <w:r>
+              <w:rPr>
+                <w:rFonts w:ascii="微软雅黑" w:hAnsi="微软雅黑" w:eastAsia="微软雅黑"/>
+                <w:b w:val="0"/>
+                <w:sz w:val="18"/>
+              </w:rPr>
+              <w:t>63</w:t>
+            </w:r>
+          </w:p>
+        </w:tc>
+        <w:tc>
+          <w:tcPr>
+            <w:tcW w:type="dxa" w:w="3249"/>
+          </w:tcPr>
+          <w:p>
+            <w:pPr>
+              <w:spacing w:after="20" w:line="276" w:lineRule="auto"/>
+            </w:pPr>
+            <w:r/>
+            <w:r>
+              <w:rPr>
+                <w:rFonts w:ascii="微软雅黑" w:hAnsi="微软雅黑" w:eastAsia="微软雅黑"/>
+                <w:b w:val="0"/>
+                <w:sz w:val="18"/>
+              </w:rPr>
+              <w:t>✅ 63/63</w:t>
+            </w:r>
+          </w:p>
+        </w:tc>
+      </w:tr>
+      <w:tr>
+        <w:tc>
+          <w:tcPr>
+            <w:tcW w:type="dxa" w:w="3249"/>
+          </w:tcPr>
+          <w:p>
+            <w:pPr>
+              <w:spacing w:after="20" w:line="276" w:lineRule="auto"/>
+            </w:pPr>
+            <w:r/>
+            <w:r>
+              <w:rPr>
+                <w:rFonts w:ascii="Consolas" w:hAnsi="Consolas" w:eastAsia="Consolas"/>
+                <w:b w:val="0"/>
+                <w:sz w:val="17"/>
+              </w:rPr>
+              <w:t>selftest_web.py</w:t>
+            </w:r>
+          </w:p>
+        </w:tc>
+        <w:tc>
+          <w:tcPr>
+            <w:tcW w:type="dxa" w:w="3249"/>
+          </w:tcPr>
+          <w:p>
+            <w:pPr>
+              <w:spacing w:after="20" w:line="276" w:lineRule="auto"/>
+            </w:pPr>
+            <w:r/>
+            <w:r>
+              <w:rPr>
+                <w:rFonts w:ascii="微软雅黑" w:hAnsi="微软雅黑" w:eastAsia="微软雅黑"/>
+                <w:b w:val="0"/>
+                <w:sz w:val="18"/>
+              </w:rPr>
+              <w:t>34</w:t>
+            </w:r>
+          </w:p>
+        </w:tc>
+        <w:tc>
+          <w:tcPr>
+            <w:tcW w:type="dxa" w:w="3249"/>
+          </w:tcPr>
+          <w:p>
+            <w:pPr>
+              <w:spacing w:after="20" w:line="276" w:lineRule="auto"/>
+            </w:pPr>
+            <w:r/>
+            <w:r>
+              <w:rPr>
+                <w:rFonts w:ascii="微软雅黑" w:hAnsi="微软雅黑" w:eastAsia="微软雅黑"/>
+                <w:b w:val="0"/>
+                <w:sz w:val="18"/>
+              </w:rPr>
+              <w:t>✅ 34/34</w:t>
+            </w:r>
+          </w:p>
+        </w:tc>
+      </w:tr>
+      <w:tr>
+        <w:tc>
+          <w:tcPr>
+            <w:tcW w:type="dxa" w:w="3249"/>
+          </w:tcPr>
+          <w:p>
+            <w:pPr>
+              <w:spacing w:after="20" w:line="276" w:lineRule="auto"/>
+            </w:pPr>
+            <w:r/>
+            <w:r>
+              <w:rPr>
+                <w:rFonts w:ascii="Consolas" w:hAnsi="Consolas" w:eastAsia="Consolas"/>
+                <w:b w:val="0"/>
+                <w:sz w:val="17"/>
+              </w:rPr>
+              <w:t>fulltest.py</w:t>
+            </w:r>
+          </w:p>
+        </w:tc>
+        <w:tc>
+          <w:tcPr>
+            <w:tcW w:type="dxa" w:w="3249"/>
+          </w:tcPr>
+          <w:p>
+            <w:pPr>
+              <w:spacing w:after="20" w:line="276" w:lineRule="auto"/>
+            </w:pPr>
+            <w:r/>
+            <w:r>
+              <w:rPr>
+                <w:rFonts w:ascii="微软雅黑" w:hAnsi="微软雅黑" w:eastAsia="微软雅黑"/>
+                <w:b w:val="0"/>
+                <w:sz w:val="18"/>
+              </w:rPr>
+              <w:t>74</w:t>
+            </w:r>
+          </w:p>
+        </w:tc>
+        <w:tc>
+          <w:tcPr>
+            <w:tcW w:type="dxa" w:w="3249"/>
+          </w:tcPr>
+          <w:p>
+            <w:pPr>
+              <w:spacing w:after="20" w:line="276" w:lineRule="auto"/>
+            </w:pPr>
+            <w:r/>
+            <w:r>
+              <w:rPr>
+                <w:rFonts w:ascii="微软雅黑" w:hAnsi="微软雅黑" w:eastAsia="微软雅黑"/>
+                <w:b w:val="0"/>
+                <w:sz w:val="18"/>
+              </w:rPr>
+              <w:t>✅ 50/50 + 24/24</w:t>
+            </w:r>
+          </w:p>
+        </w:tc>
+      </w:tr>
+      <w:tr>
+        <w:tc>
+          <w:tcPr>
+            <w:tcW w:type="dxa" w:w="3249"/>
+          </w:tcPr>
+          <w:p>
+            <w:pPr>
+              <w:spacing w:after="20" w:line="276" w:lineRule="auto"/>
+            </w:pPr>
+            <w:r/>
+            <w:r>
+              <w:rPr>
+                <w:rFonts w:ascii="Consolas" w:hAnsi="Consolas" w:eastAsia="Consolas"/>
+                <w:b w:val="0"/>
+                <w:sz w:val="17"/>
+              </w:rPr>
+              <w:t>battletest.py</w:t>
+            </w:r>
+          </w:p>
+        </w:tc>
+        <w:tc>
+          <w:tcPr>
+            <w:tcW w:type="dxa" w:w="3249"/>
+          </w:tcPr>
+          <w:p>
+            <w:pPr>
+              <w:spacing w:after="20" w:line="276" w:lineRule="auto"/>
+            </w:pPr>
+            <w:r/>
+            <w:r>
+              <w:rPr>
+                <w:rFonts w:ascii="微软雅黑" w:hAnsi="微软雅黑" w:eastAsia="微软雅黑"/>
+                <w:b w:val="0"/>
+                <w:sz w:val="18"/>
+              </w:rPr>
+              <w:t>61</w:t>
+            </w:r>
+          </w:p>
+        </w:tc>
+        <w:tc>
+          <w:tcPr>
+            <w:tcW w:type="dxa" w:w="3249"/>
+          </w:tcPr>
+          <w:p>
+            <w:pPr>
+              <w:spacing w:after="20" w:line="276" w:lineRule="auto"/>
+            </w:pPr>
+            <w:r/>
+            <w:r>
+              <w:rPr>
+                <w:rFonts w:ascii="微软雅黑" w:hAnsi="微软雅黑" w:eastAsia="微软雅黑"/>
+                <w:b w:val="0"/>
+                <w:sz w:val="18"/>
+              </w:rPr>
+              <w:t>✅ 61/61</w:t>
+            </w:r>
+          </w:p>
+        </w:tc>
+      </w:tr>
+      <w:tr>
+        <w:tc>
+          <w:tcPr>
+            <w:tcW w:type="dxa" w:w="3249"/>
+          </w:tcPr>
+          <w:p>
+            <w:pPr>
+              <w:spacing w:after="20" w:line="276" w:lineRule="auto"/>
+            </w:pPr>
+            <w:r/>
+            <w:r>
+              <w:rPr>
+                <w:rFonts w:ascii="Consolas" w:hAnsi="Consolas" w:eastAsia="Consolas"/>
+                <w:b w:val="0"/>
+                <w:sz w:val="17"/>
+              </w:rPr>
+              <w:t>classic_ability_test.py</w:t>
+            </w:r>
+          </w:p>
+        </w:tc>
+        <w:tc>
+          <w:tcPr>
+            <w:tcW w:type="dxa" w:w="3249"/>
+          </w:tcPr>
+          <w:p>
+            <w:pPr>
+              <w:spacing w:after="20" w:line="276" w:lineRule="auto"/>
+            </w:pPr>
+            <w:r/>
+            <w:r>
+              <w:rPr>
+                <w:rFonts w:ascii="微软雅黑" w:hAnsi="微软雅黑" w:eastAsia="微软雅黑"/>
+                <w:b w:val="0"/>
+                <w:sz w:val="18"/>
+              </w:rPr>
+              <w:t>27</w:t>
+            </w:r>
+          </w:p>
+        </w:tc>
+        <w:tc>
+          <w:tcPr>
+            <w:tcW w:type="dxa" w:w="3249"/>
+          </w:tcPr>
+          <w:p>
+            <w:pPr>
+              <w:spacing w:after="20" w:line="276" w:lineRule="auto"/>
+            </w:pPr>
+            <w:r/>
+            <w:r>
+              <w:rPr>
+                <w:rFonts w:ascii="微软雅黑" w:hAnsi="微软雅黑" w:eastAsia="微软雅黑"/>
+                <w:b w:val="0"/>
+                <w:sz w:val="18"/>
+              </w:rPr>
+              <w:t>✅ 27/27</w:t>
+            </w:r>
+          </w:p>
+        </w:tc>
+      </w:tr>
+      <w:tr>
+        <w:tc>
+          <w:tcPr>
+            <w:tcW w:type="dxa" w:w="3249"/>
+          </w:tcPr>
+          <w:p>
+            <w:pPr>
+              <w:spacing w:after="20" w:line="276" w:lineRule="auto"/>
+            </w:pPr>
+            <w:r/>
+            <w:r>
+              <w:rPr>
+                <w:rFonts w:ascii="Consolas" w:hAnsi="Consolas" w:eastAsia="Consolas"/>
+                <w:b w:val="0"/>
+                <w:sz w:val="17"/>
+              </w:rPr>
+              <w:t>classic_e2e_test.py</w:t>
+            </w:r>
+          </w:p>
+        </w:tc>
+        <w:tc>
+          <w:tcPr>
+            <w:tcW w:type="dxa" w:w="3249"/>
+          </w:tcPr>
+          <w:p>
+            <w:pPr>
+              <w:spacing w:after="20" w:line="276" w:lineRule="auto"/>
+            </w:pPr>
+            <w:r/>
+            <w:r>
+              <w:rPr>
+                <w:rFonts w:ascii="微软雅黑" w:hAnsi="微软雅黑" w:eastAsia="微软雅黑"/>
+                <w:b w:val="0"/>
+                <w:sz w:val="18"/>
+              </w:rPr>
+              <w:t>10</w:t>
+            </w:r>
+          </w:p>
+        </w:tc>
+        <w:tc>
+          <w:tcPr>
+            <w:tcW w:type="dxa" w:w="3249"/>
+          </w:tcPr>
+          <w:p>
+            <w:pPr>
+              <w:spacing w:after="20" w:line="276" w:lineRule="auto"/>
+            </w:pPr>
+            <w:r/>
+            <w:r>
+              <w:rPr>
+                <w:rFonts w:ascii="微软雅黑" w:hAnsi="微软雅黑" w:eastAsia="微软雅黑"/>
+                <w:b w:val="0"/>
+                <w:sz w:val="18"/>
+              </w:rPr>
+              <w:t>✅ 10/10</w:t>
+            </w:r>
+          </w:p>
+        </w:tc>
+      </w:tr>
+      <w:tr>
+        <w:tc>
+          <w:tcPr>
+            <w:tcW w:type="dxa" w:w="3249"/>
+          </w:tcPr>
+          <w:p>
+            <w:pPr>
+              <w:spacing w:after="20" w:line="276" w:lineRule="auto"/>
+            </w:pPr>
+            <w:r/>
+            <w:r>
+              <w:rPr>
+                <w:rFonts w:ascii="Consolas" w:hAnsi="Consolas" w:eastAsia="Consolas"/>
+                <w:b w:val="0"/>
+                <w:sz w:val="17"/>
+              </w:rPr>
+              <w:t>panel_smoke_test.py</w:t>
+            </w:r>
+          </w:p>
+        </w:tc>
+        <w:tc>
+          <w:tcPr>
+            <w:tcW w:type="dxa" w:w="3249"/>
+          </w:tcPr>
+          <w:p>
+            <w:pPr>
+              <w:spacing w:after="20" w:line="276" w:lineRule="auto"/>
+            </w:pPr>
+            <w:r/>
+            <w:r>
+              <w:rPr>
+                <w:rFonts w:ascii="微软雅黑" w:hAnsi="微软雅黑" w:eastAsia="微软雅黑"/>
+                <w:b w:val="0"/>
+                <w:sz w:val="18"/>
+              </w:rPr>
+              <w:t>14</w:t>
+            </w:r>
+          </w:p>
+        </w:tc>
+        <w:tc>
+          <w:tcPr>
+            <w:tcW w:type="dxa" w:w="3249"/>
+          </w:tcPr>
+          <w:p>
+            <w:pPr>
+              <w:spacing w:after="20" w:line="276" w:lineRule="auto"/>
+            </w:pPr>
+            <w:r/>
+            <w:r>
+              <w:rPr>
+                <w:rFonts w:ascii="微软雅黑" w:hAnsi="微软雅黑" w:eastAsia="微软雅黑"/>
+                <w:b w:val="0"/>
+                <w:sz w:val="18"/>
+              </w:rPr>
+              <w:t>✅ 14/14</w:t>
+            </w:r>
+          </w:p>
+        </w:tc>
+      </w:tr>
+      <w:tr>
+        <w:tc>
+          <w:tcPr>
+            <w:tcW w:type="dxa" w:w="3249"/>
+          </w:tcPr>
+          <w:p>
+            <w:pPr>
+              <w:spacing w:after="20" w:line="276" w:lineRule="auto"/>
+            </w:pPr>
+            <w:r/>
+            <w:r>
+              <w:rPr>
+                <w:rFonts w:ascii="Consolas" w:hAnsi="Consolas" w:eastAsia="Consolas"/>
+                <w:b w:val="0"/>
+                <w:sz w:val="17"/>
+              </w:rPr>
+              <w:t>uitest.py</w:t>
+            </w:r>
+          </w:p>
+        </w:tc>
+        <w:tc>
+          <w:tcPr>
+            <w:tcW w:type="dxa" w:w="3249"/>
+          </w:tcPr>
+          <w:p>
+            <w:pPr>
+              <w:spacing w:after="20" w:line="276" w:lineRule="auto"/>
+            </w:pPr>
+            <w:r/>
+            <w:r>
+              <w:rPr>
+                <w:rFonts w:ascii="微软雅黑" w:hAnsi="微软雅黑" w:eastAsia="微软雅黑"/>
+                <w:b w:val="0"/>
+                <w:sz w:val="18"/>
+              </w:rPr>
+              <w:t>46</w:t>
+            </w:r>
+          </w:p>
+        </w:tc>
+        <w:tc>
+          <w:tcPr>
+            <w:tcW w:type="dxa" w:w="3249"/>
+          </w:tcPr>
+          <w:p>
+            <w:pPr>
+              <w:spacing w:after="20" w:line="276" w:lineRule="auto"/>
+            </w:pPr>
+            <w:r/>
+            <w:r>
+              <w:rPr>
+                <w:rFonts w:ascii="微软雅黑" w:hAnsi="微软雅黑" w:eastAsia="微软雅黑"/>
+                <w:b w:val="0"/>
+                <w:sz w:val="18"/>
+              </w:rPr>
+              <w:t>✅ 46/46（96.8s）</w:t>
+            </w:r>
+          </w:p>
+        </w:tc>
+      </w:tr>
+      <w:tr>
+        <w:tc>
+          <w:tcPr>
+            <w:tcW w:type="dxa" w:w="3249"/>
+          </w:tcPr>
+          <w:p>
+            <w:pPr>
+              <w:spacing w:after="20" w:line="276" w:lineRule="auto"/>
+            </w:pPr>
+            <w:r/>
+            <w:r>
+              <w:rPr>
+                <w:rFonts w:ascii="Consolas" w:hAnsi="Consolas" w:eastAsia="Consolas"/>
+                <w:b w:val="0"/>
+                <w:sz w:val="17"/>
+              </w:rPr>
+              <w:t>real_challenge_test.py</w:t>
+            </w:r>
+          </w:p>
+        </w:tc>
+        <w:tc>
+          <w:tcPr>
+            <w:tcW w:type="dxa" w:w="3249"/>
+          </w:tcPr>
+          <w:p>
+            <w:pPr>
+              <w:spacing w:after="20" w:line="276" w:lineRule="auto"/>
+            </w:pPr>
+            <w:r/>
+            <w:r>
+              <w:rPr>
+                <w:rFonts w:ascii="微软雅黑" w:hAnsi="微软雅黑" w:eastAsia="微软雅黑"/>
+                <w:b w:val="0"/>
+                <w:sz w:val="18"/>
+              </w:rPr>
+              <w:t>7</w:t>
+            </w:r>
+          </w:p>
+        </w:tc>
+        <w:tc>
+          <w:tcPr>
+            <w:tcW w:type="dxa" w:w="3249"/>
+          </w:tcPr>
+          <w:p>
+            <w:pPr>
+              <w:spacing w:after="20" w:line="276" w:lineRule="auto"/>
+            </w:pPr>
+            <w:r/>
+            <w:r>
+              <w:rPr>
+                <w:rFonts w:ascii="微软雅黑" w:hAnsi="微软雅黑" w:eastAsia="微软雅黑"/>
+                <w:b w:val="0"/>
+                <w:sz w:val="18"/>
+              </w:rPr>
+              <w:t>⚠️ 3/7（已知限制，不变）</w:t>
+            </w:r>
+          </w:p>
+        </w:tc>
+      </w:tr>
+      <w:tr>
+        <w:tc>
+          <w:tcPr>
+            <w:tcW w:type="dxa" w:w="3249"/>
+          </w:tcPr>
+          <w:p>
+            <w:pPr>
+              <w:spacing w:after="20" w:line="276" w:lineRule="auto"/>
+            </w:pPr>
+            <w:r/>
+            <w:r>
+              <w:rPr>
+                <w:rFonts w:ascii="微软雅黑" w:hAnsi="微软雅黑" w:eastAsia="微软雅黑"/>
+                <w:b/>
+                <w:sz w:val="18"/>
+              </w:rPr>
+              <w:t>合计</w:t>
+            </w:r>
+          </w:p>
+        </w:tc>
+        <w:tc>
+          <w:tcPr>
+            <w:tcW w:type="dxa" w:w="3249"/>
+          </w:tcPr>
+          <w:p>
+            <w:pPr>
+              <w:spacing w:after="20" w:line="276" w:lineRule="auto"/>
+            </w:pPr>
+            <w:r/>
+            <w:r>
+              <w:rPr>
+                <w:rFonts w:ascii="微软雅黑" w:hAnsi="微软雅黑" w:eastAsia="微软雅黑"/>
+                <w:b/>
+                <w:sz w:val="18"/>
+              </w:rPr>
+              <w:t>336</w:t>
+            </w:r>
+          </w:p>
+        </w:tc>
+        <w:tc>
+          <w:tcPr>
+            <w:tcW w:type="dxa" w:w="3249"/>
+          </w:tcPr>
+          <w:p>
+            <w:pPr>
+              <w:spacing w:after="20" w:line="276" w:lineRule="auto"/>
+            </w:pPr>
+            <w:r/>
+            <w:r>
+              <w:rPr>
+                <w:rFonts w:ascii="微软雅黑" w:hAnsi="微软雅黑" w:eastAsia="微软雅黑"/>
+                <w:b/>
+                <w:sz w:val="18"/>
+              </w:rPr>
+              <w:t>332 通过（98.8%）</w:t>
+            </w:r>
+          </w:p>
+        </w:tc>
+      </w:tr>
+    </w:tbl>
+    <w:p>
+      <w:pPr>
+        <w:spacing w:after="40"/>
+      </w:pPr>
+    </w:p>
+    <w:p>
+      <w:pPr>
+        <w:pStyle w:val="Heading3"/>
+        <w:spacing w:before="180" w:after="100"/>
+      </w:pPr>
+      <w:r>
+        <w:rPr>
+          <w:rFonts w:ascii="微软雅黑" w:hAnsi="微软雅黑" w:eastAsia="微软雅黑"/>
+          <w:b/>
+          <w:color w:val="1F4E79"/>
+          <w:sz w:val="23"/>
+        </w:rPr>
+        <w:t>8.2 额外验证</w:t>
+      </w:r>
+    </w:p>
+    <w:tbl>
+      <w:tblPr>
+        <w:tblStyle w:val="TableGrid"/>
+        <w:tblW w:type="auto" w:w="0"/>
+        <w:jc w:val="center"/>
+        <w:tblLayout w:type="autofit"/>
+        <w:tblLook w:firstColumn="1" w:firstRow="1" w:lastColumn="0" w:lastRow="0" w:noHBand="0" w:noVBand="1" w:val="04A0"/>
+      </w:tblPr>
+      <w:tblGrid>
+        <w:gridCol w:w="4873"/>
+        <w:gridCol w:w="4873"/>
+      </w:tblGrid>
+      <w:tr>
+        <w:tc>
+          <w:tcPr>
+            <w:tcW w:type="dxa" w:w="4873"/>
+            <w:shd w:fill="1F4E79"/>
+          </w:tcPr>
+          <w:p>
+            <w:pPr>
+              <w:spacing w:after="20" w:line="276" w:lineRule="auto"/>
+            </w:pPr>
+            <w:r/>
+            <w:r>
+              <w:rPr>
+                <w:rFonts w:ascii="微软雅黑" w:hAnsi="微软雅黑" w:eastAsia="微软雅黑"/>
+                <w:b/>
+                <w:color w:val="FFFFFF"/>
+                <w:sz w:val="18"/>
+              </w:rPr>
+              <w:t>项目</w:t>
+            </w:r>
+          </w:p>
+        </w:tc>
+        <w:tc>
+          <w:tcPr>
+            <w:tcW w:type="dxa" w:w="4873"/>
+            <w:shd w:fill="1F4E79"/>
+          </w:tcPr>
+          <w:p>
+            <w:pPr>
+              <w:spacing w:after="20" w:line="276" w:lineRule="auto"/>
+            </w:pPr>
+            <w:r/>
+            <w:r>
+              <w:rPr>
+                <w:rFonts w:ascii="微软雅黑" w:hAnsi="微软雅黑" w:eastAsia="微软雅黑"/>
+                <w:b/>
+                <w:color w:val="FFFFFF"/>
+                <w:sz w:val="18"/>
+              </w:rPr>
+              <w:t>结果</w:t>
+            </w:r>
+          </w:p>
+        </w:tc>
+      </w:tr>
+      <w:tr>
+        <w:tc>
+          <w:tcPr>
+            <w:tcW w:type="dxa" w:w="4873"/>
+          </w:tcPr>
+          <w:p>
+            <w:pPr>
+              <w:spacing w:after="20" w:line="276" w:lineRule="auto"/>
+            </w:pPr>
+            <w:r/>
+            <w:r>
+              <w:rPr>
+                <w:rFonts w:ascii="微软雅黑" w:hAnsi="微软雅黑" w:eastAsia="微软雅黑"/>
+                <w:b/>
+                <w:sz w:val="18"/>
+              </w:rPr>
+              <w:t>44 个 core 模块逐个导入</w:t>
+            </w:r>
+          </w:p>
+        </w:tc>
+        <w:tc>
+          <w:tcPr>
+            <w:tcW w:type="dxa" w:w="4873"/>
+          </w:tcPr>
+          <w:p>
+            <w:pPr>
+              <w:spacing w:after="20" w:line="276" w:lineRule="auto"/>
+            </w:pPr>
+            <w:r/>
+            <w:r>
+              <w:rPr>
+                <w:rFonts w:ascii="微软雅黑" w:hAnsi="微软雅黑" w:eastAsia="微软雅黑"/>
+                <w:b w:val="0"/>
+                <w:sz w:val="18"/>
+              </w:rPr>
+              <w:t>✅ 44/44，无循环依赖、无缺失依赖</w:t>
+            </w:r>
+          </w:p>
+        </w:tc>
+      </w:tr>
+      <w:tr>
+        <w:tc>
+          <w:tcPr>
+            <w:tcW w:type="dxa" w:w="4873"/>
+          </w:tcPr>
+          <w:p>
+            <w:pPr>
+              <w:spacing w:after="20" w:line="276" w:lineRule="auto"/>
+            </w:pPr>
+            <w:r/>
+            <w:r>
+              <w:rPr>
+                <w:rFonts w:ascii="微软雅黑" w:hAnsi="微软雅黑" w:eastAsia="微软雅黑"/>
+                <w:b/>
+                <w:sz w:val="18"/>
+              </w:rPr>
+              <w:t>dist 一致性</w:t>
+            </w:r>
+          </w:p>
+        </w:tc>
+        <w:tc>
+          <w:tcPr>
+            <w:tcW w:type="dxa" w:w="4873"/>
+          </w:tcPr>
+          <w:p>
+            <w:pPr>
+              <w:spacing w:after="20" w:line="276" w:lineRule="auto"/>
+            </w:pPr>
+            <w:r/>
+            <w:r>
+              <w:rPr>
+                <w:rFonts w:ascii="微软雅黑" w:hAnsi="微软雅黑" w:eastAsia="微软雅黑"/>
+                <w:b w:val="0"/>
+                <w:sz w:val="18"/>
+              </w:rPr>
+              <w:t>✅ 45 个 .py 全一致</w:t>
+            </w:r>
+          </w:p>
+        </w:tc>
+      </w:tr>
+      <w:tr>
+        <w:tc>
+          <w:tcPr>
+            <w:tcW w:type="dxa" w:w="4873"/>
+          </w:tcPr>
+          <w:p>
+            <w:pPr>
+              <w:spacing w:after="20" w:line="276" w:lineRule="auto"/>
+            </w:pPr>
+            <w:r/>
+            <w:r>
+              <w:rPr>
+                <w:rFonts w:ascii="微软雅黑" w:hAnsi="微软雅黑" w:eastAsia="微软雅黑"/>
+                <w:b/>
+                <w:sz w:val="18"/>
+              </w:rPr>
+              <w:t>Web 真实 HTTP</w:t>
+            </w:r>
+          </w:p>
+        </w:tc>
+        <w:tc>
+          <w:tcPr>
+            <w:tcW w:type="dxa" w:w="4873"/>
+          </w:tcPr>
+          <w:p>
+            <w:pPr>
+              <w:spacing w:after="20" w:line="276" w:lineRule="auto"/>
+            </w:pPr>
+            <w:r/>
+            <w:r>
+              <w:rPr>
+                <w:rFonts w:ascii="微软雅黑" w:hAnsi="微软雅黑" w:eastAsia="微软雅黑"/>
+                <w:b w:val="0"/>
+                <w:sz w:val="18"/>
+              </w:rPr>
+              <w:t>✅ 6/6（首页/status/analyze×2/空输入/history）</w:t>
+            </w:r>
+          </w:p>
+        </w:tc>
+      </w:tr>
+      <w:tr>
+        <w:tc>
+          <w:tcPr>
+            <w:tcW w:type="dxa" w:w="4873"/>
+          </w:tcPr>
+          <w:p>
+            <w:pPr>
+              <w:spacing w:after="20" w:line="276" w:lineRule="auto"/>
+            </w:pPr>
+            <w:r/>
+            <w:r>
+              <w:rPr>
+                <w:rFonts w:ascii="微软雅黑" w:hAnsi="微软雅黑" w:eastAsia="微软雅黑"/>
+                <w:b/>
+                <w:sz w:val="18"/>
+              </w:rPr>
+              <w:t>性能回归</w:t>
+            </w:r>
+          </w:p>
+        </w:tc>
+        <w:tc>
+          <w:tcPr>
+            <w:tcW w:type="dxa" w:w="4873"/>
+          </w:tcPr>
+          <w:p>
+            <w:pPr>
+              <w:spacing w:after="20" w:line="276" w:lineRule="auto"/>
+            </w:pPr>
+            <w:r/>
+            <w:r>
+              <w:rPr>
+                <w:rFonts w:ascii="微软雅黑" w:hAnsi="微软雅黑" w:eastAsia="微软雅黑"/>
+                <w:b w:val="0"/>
+                <w:sz w:val="18"/>
+              </w:rPr>
+              <w:t>✅ 8 个基准用例全部持平（波动 &lt; 0.3s）</w:t>
+            </w:r>
+          </w:p>
+        </w:tc>
+      </w:tr>
+    </w:tbl>
+    <w:p>
+      <w:pPr>
+        <w:spacing w:after="40"/>
+      </w:pPr>
+    </w:p>
+    <w:p>
+      <w:pPr>
+        <w:pStyle w:val="Heading3"/>
+        <w:spacing w:before="180" w:after="100"/>
+      </w:pPr>
+      <w:r>
+        <w:rPr>
+          <w:rFonts w:ascii="微软雅黑" w:hAnsi="微软雅黑" w:eastAsia="微软雅黑"/>
+          <w:b/>
+          <w:color w:val="1F4E79"/>
+          <w:sz w:val="23"/>
+        </w:rPr>
+        <w:t>8.3 复测发现的两个问题（已修）</w:t>
+      </w:r>
+    </w:p>
+    <w:p>
+      <w:pPr>
+        <w:spacing w:after="60" w:line="317" w:lineRule="auto"/>
+      </w:pPr>
+      <w:r>
+        <w:rPr>
+          <w:rFonts w:ascii="微软雅黑" w:hAnsi="微软雅黑" w:eastAsia="微软雅黑"/>
+          <w:b/>
+          <w:sz w:val="21"/>
+        </w:rPr>
+        <w:t>① dist 漏同步 3 个文件</w:t>
+      </w:r>
+    </w:p>
+    <w:p>
+      <w:pPr>
+        <w:spacing w:after="60" w:line="317" w:lineRule="auto"/>
+      </w:pPr>
+      <w:r>
+        <w:rPr>
+          <w:rFonts w:ascii="微软雅黑" w:hAnsi="微软雅黑" w:eastAsia="微软雅黑"/>
+          <w:b w:val="0"/>
+          <w:sz w:val="21"/>
+        </w:rPr>
+        <w:t xml:space="preserve">脱敏改了 </w:t>
+      </w:r>
+      <w:r>
+        <w:rPr>
+          <w:rFonts w:ascii="Consolas" w:hAnsi="Consolas" w:eastAsia="Consolas"/>
+          <w:b w:val="0"/>
+          <w:sz w:val="20"/>
+        </w:rPr>
+        <w:t>battletest.py</w:t>
+      </w:r>
+      <w:r>
+        <w:rPr>
+          <w:rFonts w:ascii="微软雅黑" w:hAnsi="微软雅黑" w:eastAsia="微软雅黑"/>
+          <w:b w:val="0"/>
+          <w:sz w:val="21"/>
+        </w:rPr>
+        <w:t xml:space="preserve"> / </w:t>
+      </w:r>
+      <w:r>
+        <w:rPr>
+          <w:rFonts w:ascii="Consolas" w:hAnsi="Consolas" w:eastAsia="Consolas"/>
+          <w:b w:val="0"/>
+          <w:sz w:val="20"/>
+        </w:rPr>
+        <w:t>selftest.py</w:t>
+      </w:r>
+      <w:r>
+        <w:rPr>
+          <w:rFonts w:ascii="微软雅黑" w:hAnsi="微软雅黑" w:eastAsia="微软雅黑"/>
+          <w:b w:val="0"/>
+          <w:sz w:val="21"/>
+        </w:rPr>
+        <w:t xml:space="preserve"> / </w:t>
+      </w:r>
+      <w:r>
+        <w:rPr>
+          <w:rFonts w:ascii="Consolas" w:hAnsi="Consolas" w:eastAsia="Consolas"/>
+          <w:b w:val="0"/>
+          <w:sz w:val="20"/>
+        </w:rPr>
+        <w:t>selftest_web.py</w:t>
+      </w:r>
+      <w:r>
+        <w:rPr>
+          <w:rFonts w:ascii="微软雅黑" w:hAnsi="微软雅黑" w:eastAsia="微软雅黑"/>
+          <w:b w:val="0"/>
+          <w:sz w:val="21"/>
+        </w:rPr>
+        <w:t xml:space="preserve">，但只同步了源码没同步 </w:t>
+      </w:r>
+      <w:r>
+        <w:rPr>
+          <w:rFonts w:ascii="Consolas" w:hAnsi="Consolas" w:eastAsia="Consolas"/>
+          <w:b w:val="0"/>
+          <w:sz w:val="20"/>
+        </w:rPr>
+        <w:t>dist/</w:t>
+      </w:r>
+      <w:r>
+        <w:rPr>
+          <w:rFonts w:ascii="微软雅黑" w:hAnsi="微软雅黑" w:eastAsia="微软雅黑"/>
+          <w:b w:val="0"/>
+          <w:sz w:val="21"/>
+        </w:rPr>
+        <w:t>。</w:t>
+      </w:r>
+    </w:p>
+    <w:p>
+      <w:pPr>
+        <w:spacing w:after="60" w:line="317" w:lineRule="auto"/>
+      </w:pPr>
+      <w:r>
+        <w:rPr>
+          <w:rFonts w:ascii="微软雅黑" w:hAnsi="微软雅黑" w:eastAsia="微软雅黑"/>
+          <w:b w:val="0"/>
+          <w:sz w:val="21"/>
+        </w:rPr>
+        <w:t>→ 已补齐，现在 45 个文件全一致。</w:t>
+      </w:r>
+    </w:p>
+    <w:p>
+      <w:pPr>
+        <w:spacing w:after="60" w:line="317" w:lineRule="auto"/>
+      </w:pPr>
+      <w:r>
+        <w:rPr>
+          <w:rFonts w:ascii="微软雅黑" w:hAnsi="微软雅黑" w:eastAsia="微软雅黑"/>
+          <w:b/>
+          <w:sz w:val="21"/>
+        </w:rPr>
+        <w:t>② 「flag 主体」提示与候选列表自相矛盾</w:t>
+      </w:r>
+    </w:p>
+    <w:p>
+      <w:pPr>
+        <w:spacing w:after="60" w:line="317" w:lineRule="auto"/>
+      </w:pPr>
+      <w:r>
+        <w:rPr>
+          <w:rFonts w:ascii="微软雅黑" w:hAnsi="微软雅黑" w:eastAsia="微软雅黑"/>
+          <w:b w:val="0"/>
+          <w:sz w:val="21"/>
+        </w:rPr>
+        <w:t xml:space="preserve">希尔密码解 </w:t>
+      </w:r>
+      <w:r>
+        <w:rPr>
+          <w:rFonts w:ascii="Consolas" w:hAnsi="Consolas" w:eastAsia="Consolas"/>
+          <w:b w:val="0"/>
+          <w:sz w:val="20"/>
+        </w:rPr>
+        <w:t>22,09,00,...</w:t>
+      </w:r>
+      <w:r>
+        <w:rPr>
+          <w:rFonts w:ascii="微软雅黑" w:hAnsi="微软雅黑" w:eastAsia="微软雅黑"/>
+          <w:b w:val="0"/>
+          <w:sz w:val="21"/>
+        </w:rPr>
+        <w:t xml:space="preserve"> 时，顶部提示「解出疑似 flag 主体：ctfjvafjswws」，</w:t>
+      </w:r>
+    </w:p>
+    <w:p>
+      <w:pPr>
+        <w:spacing w:after="60" w:line="317" w:lineRule="auto"/>
+      </w:pPr>
+      <w:r>
+        <w:rPr>
+          <w:rFonts w:ascii="微软雅黑" w:hAnsi="微软雅黑" w:eastAsia="微软雅黑"/>
+          <w:b w:val="0"/>
+          <w:sz w:val="21"/>
+        </w:rPr>
+        <w:t xml:space="preserve">但候选第 1 明明是 </w:t>
+      </w:r>
+      <w:r>
+        <w:rPr>
+          <w:rFonts w:ascii="Consolas" w:hAnsi="Consolas" w:eastAsia="Consolas"/>
+          <w:b w:val="0"/>
+          <w:sz w:val="20"/>
+        </w:rPr>
+        <w:t>overthehillx</w:t>
+      </w:r>
+      <w:r>
+        <w:rPr>
+          <w:rFonts w:ascii="微软雅黑" w:hAnsi="微软雅黑" w:eastAsia="微软雅黑"/>
+          <w:b w:val="0"/>
+          <w:sz w:val="21"/>
+        </w:rPr>
+        <w:t>。原因是提示取的是「第一个长得像 flag 的候选」，</w:t>
+      </w:r>
+    </w:p>
+    <w:p>
+      <w:pPr>
+        <w:spacing w:after="60" w:line="317" w:lineRule="auto"/>
+      </w:pPr>
+      <w:r>
+        <w:rPr>
+          <w:rFonts w:ascii="微软雅黑" w:hAnsi="微软雅黑" w:eastAsia="微软雅黑"/>
+          <w:b w:val="0"/>
+          <w:sz w:val="21"/>
+        </w:rPr>
+        <w:t>而不是「排第一的候选」。</w:t>
+      </w:r>
+    </w:p>
+    <w:p>
+      <w:pPr>
+        <w:spacing w:after="60" w:line="317" w:lineRule="auto"/>
+      </w:pPr>
+      <w:r>
+        <w:rPr>
+          <w:rFonts w:ascii="微软雅黑" w:hAnsi="微软雅黑" w:eastAsia="微软雅黑"/>
+          <w:b w:val="0"/>
+          <w:sz w:val="21"/>
+        </w:rPr>
+        <w:t>修法：只有排第一的候选本身是 flag 主体时才提示。修完 27 个古典用例和 10 个端到端用例全过。</w:t>
+      </w:r>
+    </w:p>
+    <w:p>
+      <w:pPr>
+        <w:spacing w:before="80" w:after="80"/>
+        <w:pBdr>
+          <w:bottom w:val="single" w:sz="6" w:color="D0D7DE"/>
+        </w:pBdr>
+      </w:pPr>
+    </w:p>
+    <w:p>
+      <w:pPr>
+        <w:pStyle w:val="Heading2"/>
+        <w:spacing w:before="180" w:after="100"/>
+      </w:pPr>
+      <w:r>
+        <w:rPr>
+          <w:rFonts w:ascii="微软雅黑" w:hAnsi="微软雅黑" w:eastAsia="微软雅黑"/>
+          <w:b/>
+          <w:color w:val="1F4E79"/>
+          <w:sz w:val="26"/>
+        </w:rPr>
+        <w:t>九、结论</w:t>
       </w:r>
     </w:p>
     <w:tbl>

--- a/全量测试报告.docx
+++ b/全量测试报告.docx
@@ -8054,7 +8054,1999 @@
           <w:color w:val="1F4E79"/>
           <w:sz w:val="26"/>
         </w:rPr>
-        <w:t>九、结论</w:t>
+        <w:t>九、三个端专项测试（2026-10-23 16:00）</w:t>
+      </w:r>
+    </w:p>
+    <w:p>
+      <w:pPr>
+        <w:spacing w:after="60" w:line="317" w:lineRule="auto"/>
+      </w:pPr>
+      <w:r>
+        <w:rPr>
+          <w:rFonts w:ascii="微软雅黑" w:hAnsi="微软雅黑" w:eastAsia="微软雅黑"/>
+          <w:b w:val="0"/>
+          <w:sz w:val="21"/>
+        </w:rPr>
+        <w:t>前面测的都是「引擎能力」，这一节测</w:t>
+      </w:r>
+      <w:r>
+        <w:rPr>
+          <w:rFonts w:ascii="微软雅黑" w:hAnsi="微软雅黑" w:eastAsia="微软雅黑"/>
+          <w:b/>
+          <w:sz w:val="21"/>
+        </w:rPr>
+        <w:t>三种运行形态本身</w:t>
+      </w:r>
+      <w:r>
+        <w:rPr>
+          <w:rFonts w:ascii="微软雅黑" w:hAnsi="微软雅黑" w:eastAsia="微软雅黑"/>
+          <w:b w:val="0"/>
+          <w:sz w:val="21"/>
+        </w:rPr>
+        <w:t>：网页端、exe 端、bat 端。</w:t>
+      </w:r>
+    </w:p>
+    <w:p>
+      <w:pPr>
+        <w:pStyle w:val="Heading3"/>
+        <w:spacing w:before="180" w:after="100"/>
+      </w:pPr>
+      <w:r>
+        <w:rPr>
+          <w:rFonts w:ascii="微软雅黑" w:hAnsi="微软雅黑" w:eastAsia="微软雅黑"/>
+          <w:b/>
+          <w:color w:val="1F4E79"/>
+          <w:sz w:val="23"/>
+        </w:rPr>
+        <w:t>9.1 网页端（web）</w:t>
+      </w:r>
+    </w:p>
+    <w:tbl>
+      <w:tblPr>
+        <w:tblStyle w:val="TableGrid"/>
+        <w:tblW w:type="auto" w:w="0"/>
+        <w:jc w:val="center"/>
+        <w:tblLayout w:type="autofit"/>
+        <w:tblLook w:firstColumn="1" w:firstRow="1" w:lastColumn="0" w:lastRow="0" w:noHBand="0" w:noVBand="1" w:val="04A0"/>
+      </w:tblPr>
+      <w:tblGrid>
+        <w:gridCol w:w="4873"/>
+        <w:gridCol w:w="4873"/>
+      </w:tblGrid>
+      <w:tr>
+        <w:tc>
+          <w:tcPr>
+            <w:tcW w:type="dxa" w:w="4873"/>
+            <w:shd w:fill="1F4E79"/>
+          </w:tcPr>
+          <w:p>
+            <w:pPr>
+              <w:spacing w:after="20" w:line="276" w:lineRule="auto"/>
+            </w:pPr>
+            <w:r/>
+            <w:r>
+              <w:rPr>
+                <w:rFonts w:ascii="微软雅黑" w:hAnsi="微软雅黑" w:eastAsia="微软雅黑"/>
+                <w:b/>
+                <w:color w:val="FFFFFF"/>
+                <w:sz w:val="18"/>
+              </w:rPr>
+              <w:t>项目</w:t>
+            </w:r>
+          </w:p>
+        </w:tc>
+        <w:tc>
+          <w:tcPr>
+            <w:tcW w:type="dxa" w:w="4873"/>
+            <w:shd w:fill="1F4E79"/>
+          </w:tcPr>
+          <w:p>
+            <w:pPr>
+              <w:spacing w:after="20" w:line="276" w:lineRule="auto"/>
+            </w:pPr>
+            <w:r/>
+            <w:r>
+              <w:rPr>
+                <w:rFonts w:ascii="微软雅黑" w:hAnsi="微软雅黑" w:eastAsia="微软雅黑"/>
+                <w:b/>
+                <w:color w:val="FFFFFF"/>
+                <w:sz w:val="18"/>
+              </w:rPr>
+              <w:t>结果</w:t>
+            </w:r>
+          </w:p>
+        </w:tc>
+      </w:tr>
+      <w:tr>
+        <w:tc>
+          <w:tcPr>
+            <w:tcW w:type="dxa" w:w="4873"/>
+          </w:tcPr>
+          <w:p>
+            <w:pPr>
+              <w:spacing w:after="20" w:line="276" w:lineRule="auto"/>
+            </w:pPr>
+            <w:r/>
+            <w:r>
+              <w:rPr>
+                <w:rFonts w:ascii="Consolas" w:hAnsi="Consolas" w:eastAsia="Consolas"/>
+                <w:b w:val="0"/>
+                <w:sz w:val="17"/>
+              </w:rPr>
+              <w:t>core/webserver.py</w:t>
+            </w:r>
+            <w:r>
+              <w:rPr>
+                <w:rFonts w:ascii="微软雅黑" w:hAnsi="微软雅黑" w:eastAsia="微软雅黑"/>
+                <w:b w:val="0"/>
+                <w:sz w:val="18"/>
+              </w:rPr>
+              <w:t xml:space="preserve"> 直接起服务</w:t>
+            </w:r>
+          </w:p>
+        </w:tc>
+        <w:tc>
+          <w:tcPr>
+            <w:tcW w:type="dxa" w:w="4873"/>
+          </w:tcPr>
+          <w:p>
+            <w:pPr>
+              <w:spacing w:after="20" w:line="276" w:lineRule="auto"/>
+            </w:pPr>
+            <w:r/>
+            <w:r>
+              <w:rPr>
+                <w:rFonts w:ascii="微软雅黑" w:hAnsi="微软雅黑" w:eastAsia="微软雅黑"/>
+                <w:b w:val="0"/>
+                <w:sz w:val="18"/>
+              </w:rPr>
+              <w:t>✅ 首页 33838 字节、6/6 接口</w:t>
+            </w:r>
+          </w:p>
+        </w:tc>
+      </w:tr>
+      <w:tr>
+        <w:tc>
+          <w:tcPr>
+            <w:tcW w:type="dxa" w:w="4873"/>
+          </w:tcPr>
+          <w:p>
+            <w:pPr>
+              <w:spacing w:after="20" w:line="276" w:lineRule="auto"/>
+            </w:pPr>
+            <w:r/>
+            <w:r>
+              <w:rPr>
+                <w:rFonts w:ascii="Consolas" w:hAnsi="Consolas" w:eastAsia="Consolas"/>
+                <w:b w:val="0"/>
+                <w:sz w:val="17"/>
+              </w:rPr>
+              <w:t>启动网页版.bat</w:t>
+            </w:r>
+            <w:r>
+              <w:rPr>
+                <w:rFonts w:ascii="微软雅黑" w:hAnsi="微软雅黑" w:eastAsia="微软雅黑"/>
+                <w:b w:val="0"/>
+                <w:sz w:val="18"/>
+              </w:rPr>
+              <w:t xml:space="preserve"> 真实启动</w:t>
+            </w:r>
+          </w:p>
+        </w:tc>
+        <w:tc>
+          <w:tcPr>
+            <w:tcW w:type="dxa" w:w="4873"/>
+          </w:tcPr>
+          <w:p>
+            <w:pPr>
+              <w:spacing w:after="20" w:line="276" w:lineRule="auto"/>
+            </w:pPr>
+            <w:r/>
+            <w:r>
+              <w:rPr>
+                <w:rFonts w:ascii="微软雅黑" w:hAnsi="微软雅黑" w:eastAsia="微软雅黑"/>
+                <w:b w:val="0"/>
+                <w:sz w:val="18"/>
+              </w:rPr>
+              <w:t>✅ bat 退出码 0，端口 8000 监听，首页/status 正常</w:t>
+            </w:r>
+          </w:p>
+        </w:tc>
+      </w:tr>
+      <w:tr>
+        <w:tc>
+          <w:tcPr>
+            <w:tcW w:type="dxa" w:w="4873"/>
+          </w:tcPr>
+          <w:p>
+            <w:pPr>
+              <w:spacing w:after="20" w:line="276" w:lineRule="auto"/>
+            </w:pPr>
+            <w:r/>
+            <w:r>
+              <w:rPr>
+                <w:rFonts w:ascii="Consolas" w:hAnsi="Consolas" w:eastAsia="Consolas"/>
+                <w:b w:val="0"/>
+                <w:sz w:val="17"/>
+              </w:rPr>
+              <w:t>selftest_web.py</w:t>
+            </w:r>
+          </w:p>
+        </w:tc>
+        <w:tc>
+          <w:tcPr>
+            <w:tcW w:type="dxa" w:w="4873"/>
+          </w:tcPr>
+          <w:p>
+            <w:pPr>
+              <w:spacing w:after="20" w:line="276" w:lineRule="auto"/>
+            </w:pPr>
+            <w:r/>
+            <w:r>
+              <w:rPr>
+                <w:rFonts w:ascii="微软雅黑" w:hAnsi="微软雅黑" w:eastAsia="微软雅黑"/>
+                <w:b w:val="0"/>
+                <w:sz w:val="18"/>
+              </w:rPr>
+              <w:t>✅ 34/34</w:t>
+            </w:r>
+          </w:p>
+        </w:tc>
+      </w:tr>
+    </w:tbl>
+    <w:p>
+      <w:pPr>
+        <w:spacing w:after="40"/>
+      </w:pPr>
+    </w:p>
+    <w:p>
+      <w:pPr>
+        <w:pStyle w:val="Heading3"/>
+        <w:spacing w:before="180" w:after="100"/>
+      </w:pPr>
+      <w:r>
+        <w:rPr>
+          <w:rFonts w:ascii="微软雅黑" w:hAnsi="微软雅黑" w:eastAsia="微软雅黑"/>
+          <w:b/>
+          <w:color w:val="1F4E79"/>
+          <w:sz w:val="23"/>
+        </w:rPr>
+        <w:t>9.2 exe 端（打包版）</w:t>
+      </w:r>
+    </w:p>
+    <w:tbl>
+      <w:tblPr>
+        <w:tblStyle w:val="TableGrid"/>
+        <w:tblW w:type="auto" w:w="0"/>
+        <w:jc w:val="center"/>
+        <w:tblLayout w:type="autofit"/>
+        <w:tblLook w:firstColumn="1" w:firstRow="1" w:lastColumn="0" w:lastRow="0" w:noHBand="0" w:noVBand="1" w:val="04A0"/>
+      </w:tblPr>
+      <w:tblGrid>
+        <w:gridCol w:w="4873"/>
+        <w:gridCol w:w="4873"/>
+      </w:tblGrid>
+      <w:tr>
+        <w:tc>
+          <w:tcPr>
+            <w:tcW w:type="dxa" w:w="4873"/>
+            <w:shd w:fill="1F4E79"/>
+          </w:tcPr>
+          <w:p>
+            <w:pPr>
+              <w:spacing w:after="20" w:line="276" w:lineRule="auto"/>
+            </w:pPr>
+            <w:r/>
+            <w:r>
+              <w:rPr>
+                <w:rFonts w:ascii="微软雅黑" w:hAnsi="微软雅黑" w:eastAsia="微软雅黑"/>
+                <w:b/>
+                <w:color w:val="FFFFFF"/>
+                <w:sz w:val="18"/>
+              </w:rPr>
+              <w:t>项目</w:t>
+            </w:r>
+          </w:p>
+        </w:tc>
+        <w:tc>
+          <w:tcPr>
+            <w:tcW w:type="dxa" w:w="4873"/>
+            <w:shd w:fill="1F4E79"/>
+          </w:tcPr>
+          <w:p>
+            <w:pPr>
+              <w:spacing w:after="20" w:line="276" w:lineRule="auto"/>
+            </w:pPr>
+            <w:r/>
+            <w:r>
+              <w:rPr>
+                <w:rFonts w:ascii="微软雅黑" w:hAnsi="微软雅黑" w:eastAsia="微软雅黑"/>
+                <w:b/>
+                <w:color w:val="FFFFFF"/>
+                <w:sz w:val="18"/>
+              </w:rPr>
+              <w:t>结果</w:t>
+            </w:r>
+          </w:p>
+        </w:tc>
+      </w:tr>
+      <w:tr>
+        <w:tc>
+          <w:tcPr>
+            <w:tcW w:type="dxa" w:w="4873"/>
+          </w:tcPr>
+          <w:p>
+            <w:pPr>
+              <w:spacing w:after="20" w:line="276" w:lineRule="auto"/>
+            </w:pPr>
+            <w:r/>
+            <w:r>
+              <w:rPr>
+                <w:rFonts w:ascii="Consolas" w:hAnsi="Consolas" w:eastAsia="Consolas"/>
+                <w:b w:val="0"/>
+                <w:sz w:val="17"/>
+              </w:rPr>
+              <w:t>FlagRush.exe --web 18120</w:t>
+            </w:r>
+          </w:p>
+        </w:tc>
+        <w:tc>
+          <w:tcPr>
+            <w:tcW w:type="dxa" w:w="4873"/>
+          </w:tcPr>
+          <w:p>
+            <w:pPr>
+              <w:spacing w:after="20" w:line="276" w:lineRule="auto"/>
+            </w:pPr>
+            <w:r/>
+            <w:r>
+              <w:rPr>
+                <w:rFonts w:ascii="微软雅黑" w:hAnsi="微软雅黑" w:eastAsia="微软雅黑"/>
+                <w:b w:val="0"/>
+                <w:sz w:val="18"/>
+              </w:rPr>
+              <w:t>✅ 6/6 接口（含 base64、希尔、拖文件链路）</w:t>
+            </w:r>
+          </w:p>
+        </w:tc>
+      </w:tr>
+      <w:tr>
+        <w:tc>
+          <w:tcPr>
+            <w:tcW w:type="dxa" w:w="4873"/>
+          </w:tcPr>
+          <w:p>
+            <w:pPr>
+              <w:spacing w:after="20" w:line="276" w:lineRule="auto"/>
+            </w:pPr>
+            <w:r/>
+            <w:r>
+              <w:rPr>
+                <w:rFonts w:ascii="Consolas" w:hAnsi="Consolas" w:eastAsia="Consolas"/>
+                <w:b w:val="0"/>
+                <w:sz w:val="17"/>
+              </w:rPr>
+              <w:t>FlagRush.exe</w:t>
+            </w:r>
+            <w:r>
+              <w:rPr>
+                <w:rFonts w:ascii="微软雅黑" w:hAnsi="微软雅黑" w:eastAsia="微软雅黑"/>
+                <w:b w:val="0"/>
+                <w:sz w:val="18"/>
+              </w:rPr>
+              <w:t xml:space="preserve"> 图形界面</w:t>
+            </w:r>
+          </w:p>
+        </w:tc>
+        <w:tc>
+          <w:tcPr>
+            <w:tcW w:type="dxa" w:w="4873"/>
+          </w:tcPr>
+          <w:p>
+            <w:pPr>
+              <w:spacing w:after="20" w:line="276" w:lineRule="auto"/>
+            </w:pPr>
+            <w:r/>
+            <w:r>
+              <w:rPr>
+                <w:rFonts w:ascii="微软雅黑" w:hAnsi="微软雅黑" w:eastAsia="微软雅黑"/>
+                <w:b w:val="0"/>
+                <w:sz w:val="18"/>
+              </w:rPr>
+              <w:t xml:space="preserve">✅ 窗口标题 </w:t>
+            </w:r>
+            <w:r>
+              <w:rPr>
+                <w:rFonts w:ascii="Consolas" w:hAnsi="Consolas" w:eastAsia="Consolas"/>
+                <w:b w:val="0"/>
+                <w:sz w:val="17"/>
+              </w:rPr>
+              <w:t>FlagRush — CTF Toolkit</w:t>
+            </w:r>
+            <w:r>
+              <w:rPr>
+                <w:rFonts w:ascii="微软雅黑" w:hAnsi="微软雅黑" w:eastAsia="微软雅黑"/>
+                <w:b w:val="0"/>
+                <w:sz w:val="18"/>
+              </w:rPr>
+              <w:t>，响应 True，内存稳定 47.6MB</w:t>
+            </w:r>
+          </w:p>
+        </w:tc>
+      </w:tr>
+      <w:tr>
+        <w:tc>
+          <w:tcPr>
+            <w:tcW w:type="dxa" w:w="4873"/>
+          </w:tcPr>
+          <w:p>
+            <w:pPr>
+              <w:spacing w:after="20" w:line="276" w:lineRule="auto"/>
+            </w:pPr>
+            <w:r/>
+            <w:r>
+              <w:rPr>
+                <w:rFonts w:ascii="微软雅黑" w:hAnsi="微软雅黑" w:eastAsia="微软雅黑"/>
+                <w:b/>
+                <w:sz w:val="18"/>
+              </w:rPr>
+              <w:t>代码新旧判定</w:t>
+            </w:r>
+          </w:p>
+        </w:tc>
+        <w:tc>
+          <w:tcPr>
+            <w:tcW w:type="dxa" w:w="4873"/>
+          </w:tcPr>
+          <w:p>
+            <w:pPr>
+              <w:spacing w:after="20" w:line="276" w:lineRule="auto"/>
+            </w:pPr>
+            <w:r/>
+            <w:r>
+              <w:rPr>
+                <w:rFonts w:ascii="微软雅黑" w:hAnsi="微软雅黑" w:eastAsia="微软雅黑"/>
+                <w:b w:val="0"/>
+                <w:sz w:val="18"/>
+              </w:rPr>
+              <w:t>✅ 是</w:t>
+            </w:r>
+            <w:r>
+              <w:rPr>
+                <w:rFonts w:ascii="微软雅黑" w:hAnsi="微软雅黑" w:eastAsia="微软雅黑"/>
+                <w:b/>
+                <w:sz w:val="18"/>
+              </w:rPr>
+              <w:t>最新代码</w:t>
+            </w:r>
+          </w:p>
+        </w:tc>
+      </w:tr>
+    </w:tbl>
+    <w:p>
+      <w:pPr>
+        <w:spacing w:after="40"/>
+      </w:pPr>
+    </w:p>
+    <w:p>
+      <w:pPr>
+        <w:spacing w:after="60" w:line="317" w:lineRule="auto"/>
+        <w:ind w:left="227"/>
+      </w:pPr>
+      <w:r>
+        <w:rPr>
+          <w:rFonts w:ascii="微软雅黑" w:hAnsi="微软雅黑" w:eastAsia="微软雅黑"/>
+          <w:b/>
+          <w:color w:val="595959"/>
+          <w:sz w:val="19"/>
+        </w:rPr>
+        <w:t>关于 exe 代码来源的重要结论</w:t>
+      </w:r>
+      <w:r>
+        <w:rPr>
+          <w:rFonts w:ascii="微软雅黑" w:hAnsi="微软雅黑" w:eastAsia="微软雅黑"/>
+          <w:b w:val="0"/>
+          <w:color w:val="595959"/>
+          <w:sz w:val="19"/>
+        </w:rPr>
+        <w:t>：</w:t>
+      </w:r>
+      <w:r>
+        <w:rPr>
+          <w:rFonts w:ascii="Consolas" w:hAnsi="Consolas" w:eastAsia="Consolas"/>
+          <w:b w:val="0"/>
+          <w:color w:val="595959"/>
+          <w:sz w:val="18"/>
+        </w:rPr>
+        <w:t>FlagRush.spec</w:t>
+      </w:r>
+      <w:r>
+        <w:rPr>
+          <w:rFonts w:ascii="微软雅黑" w:hAnsi="微软雅黑" w:eastAsia="微软雅黑"/>
+          <w:b w:val="0"/>
+          <w:color w:val="595959"/>
+          <w:sz w:val="19"/>
+        </w:rPr>
+        <w:t xml:space="preserve"> 里 </w:t>
+      </w:r>
+      <w:r>
+        <w:rPr>
+          <w:rFonts w:ascii="Consolas" w:hAnsi="Consolas" w:eastAsia="Consolas"/>
+          <w:b w:val="0"/>
+          <w:color w:val="595959"/>
+          <w:sz w:val="18"/>
+        </w:rPr>
+        <w:t>core</w:t>
+      </w:r>
+      <w:r>
+        <w:rPr>
+          <w:rFonts w:ascii="微软雅黑" w:hAnsi="微软雅黑" w:eastAsia="微软雅黑"/>
+          <w:b w:val="0"/>
+          <w:color w:val="595959"/>
+          <w:sz w:val="19"/>
+        </w:rPr>
+        <w:t xml:space="preserve"> 既进 </w:t>
+      </w:r>
+      <w:r>
+        <w:rPr>
+          <w:rFonts w:ascii="Consolas" w:hAnsi="Consolas" w:eastAsia="Consolas"/>
+          <w:b w:val="0"/>
+          <w:color w:val="595959"/>
+          <w:sz w:val="18"/>
+        </w:rPr>
+        <w:t>datas</w:t>
+      </w:r>
+      <w:r>
+        <w:rPr>
+          <w:rFonts w:ascii="微软雅黑" w:hAnsi="微软雅黑" w:eastAsia="微软雅黑"/>
+          <w:b w:val="0"/>
+          <w:color w:val="595959"/>
+          <w:sz w:val="19"/>
+        </w:rPr>
+        <w:t>（</w:t>
+      </w:r>
+      <w:r>
+        <w:rPr>
+          <w:rFonts w:ascii="Consolas" w:hAnsi="Consolas" w:eastAsia="Consolas"/>
+          <w:b w:val="0"/>
+          <w:color w:val="595959"/>
+          <w:sz w:val="18"/>
+        </w:rPr>
+        <w:t>_internal/core/*.py</w:t>
+      </w:r>
+      <w:r>
+        <w:rPr>
+          <w:rFonts w:ascii="微软雅黑" w:hAnsi="微软雅黑" w:eastAsia="微软雅黑"/>
+          <w:b w:val="0"/>
+          <w:color w:val="595959"/>
+          <w:sz w:val="19"/>
+        </w:rPr>
+        <w:t>）</w:t>
+      </w:r>
+    </w:p>
+    <w:p>
+      <w:pPr>
+        <w:spacing w:after="60" w:line="317" w:lineRule="auto"/>
+        <w:ind w:left="227"/>
+      </w:pPr>
+      <w:r>
+        <w:rPr>
+          <w:rFonts w:ascii="微软雅黑" w:hAnsi="微软雅黑" w:eastAsia="微软雅黑"/>
+          <w:b w:val="0"/>
+          <w:color w:val="595959"/>
+          <w:sz w:val="19"/>
+        </w:rPr>
+        <w:t xml:space="preserve">又进 </w:t>
+      </w:r>
+      <w:r>
+        <w:rPr>
+          <w:rFonts w:ascii="Consolas" w:hAnsi="Consolas" w:eastAsia="Consolas"/>
+          <w:b w:val="0"/>
+          <w:color w:val="595959"/>
+          <w:sz w:val="18"/>
+        </w:rPr>
+        <w:t>hiddenimports</w:t>
+      </w:r>
+      <w:r>
+        <w:rPr>
+          <w:rFonts w:ascii="微软雅黑" w:hAnsi="微软雅黑" w:eastAsia="微软雅黑"/>
+          <w:b w:val="0"/>
+          <w:color w:val="595959"/>
+          <w:sz w:val="19"/>
+        </w:rPr>
+        <w:t>。实测运行时</w:t>
+      </w:r>
+      <w:r>
+        <w:rPr>
+          <w:rFonts w:ascii="微软雅黑" w:hAnsi="微软雅黑" w:eastAsia="微软雅黑"/>
+          <w:b/>
+          <w:color w:val="595959"/>
+          <w:sz w:val="19"/>
+        </w:rPr>
+        <w:t>优先读 `_internal/core/*.py`</w:t>
+      </w:r>
+      <w:r>
+        <w:rPr>
+          <w:rFonts w:ascii="微软雅黑" w:hAnsi="微软雅黑" w:eastAsia="微软雅黑"/>
+          <w:b w:val="0"/>
+          <w:color w:val="595959"/>
+          <w:sz w:val="19"/>
+        </w:rPr>
+        <w:t>——</w:t>
+      </w:r>
+    </w:p>
+    <w:p>
+      <w:pPr>
+        <w:spacing w:after="60" w:line="317" w:lineRule="auto"/>
+        <w:ind w:left="227"/>
+      </w:pPr>
+      <w:r>
+        <w:rPr>
+          <w:rFonts w:ascii="微软雅黑" w:hAnsi="微软雅黑" w:eastAsia="微软雅黑"/>
+          <w:b w:val="0"/>
+          <w:color w:val="595959"/>
+          <w:sz w:val="19"/>
+        </w:rPr>
+        <w:t>用「最近一小时才改的 flag 主体提示修复」验证，exe 行为与源码一致。</w:t>
+      </w:r>
+    </w:p>
+    <w:p>
+      <w:pPr>
+        <w:spacing w:after="60" w:line="317" w:lineRule="auto"/>
+        <w:ind w:left="227"/>
+      </w:pPr>
+      <w:r>
+        <w:rPr>
+          <w:rFonts w:ascii="微软雅黑" w:hAnsi="微软雅黑" w:eastAsia="微软雅黑"/>
+          <w:b w:val="0"/>
+          <w:color w:val="595959"/>
+          <w:sz w:val="19"/>
+        </w:rPr>
+        <w:t>所以</w:t>
+      </w:r>
+      <w:r>
+        <w:rPr>
+          <w:rFonts w:ascii="微软雅黑" w:hAnsi="微软雅黑" w:eastAsia="微软雅黑"/>
+          <w:b/>
+          <w:color w:val="595959"/>
+          <w:sz w:val="19"/>
+        </w:rPr>
+        <w:t>同步 `_internal/core/*.py` 就能让 exe 保持最新，不需要重新打包</w:t>
+      </w:r>
+      <w:r>
+        <w:rPr>
+          <w:rFonts w:ascii="微软雅黑" w:hAnsi="微软雅黑" w:eastAsia="微软雅黑"/>
+          <w:b w:val="0"/>
+          <w:color w:val="595959"/>
+          <w:sz w:val="19"/>
+        </w:rPr>
+        <w:t>。</w:t>
+      </w:r>
+    </w:p>
+    <w:p>
+      <w:pPr>
+        <w:pStyle w:val="Heading3"/>
+        <w:spacing w:before="180" w:after="100"/>
+      </w:pPr>
+      <w:r>
+        <w:rPr>
+          <w:rFonts w:ascii="微软雅黑" w:hAnsi="微软雅黑" w:eastAsia="微软雅黑"/>
+          <w:b/>
+          <w:color w:val="1F4E79"/>
+          <w:sz w:val="23"/>
+        </w:rPr>
+        <w:t>9.3 bat 端（8 个启动器）</w:t>
+      </w:r>
+    </w:p>
+    <w:tbl>
+      <w:tblPr>
+        <w:tblStyle w:val="TableGrid"/>
+        <w:tblW w:type="auto" w:w="0"/>
+        <w:jc w:val="center"/>
+        <w:tblLayout w:type="autofit"/>
+        <w:tblLook w:firstColumn="1" w:firstRow="1" w:lastColumn="0" w:lastRow="0" w:noHBand="0" w:noVBand="1" w:val="04A0"/>
+      </w:tblPr>
+      <w:tblGrid>
+        <w:gridCol w:w="3249"/>
+        <w:gridCol w:w="3249"/>
+        <w:gridCol w:w="3249"/>
+      </w:tblGrid>
+      <w:tr>
+        <w:tc>
+          <w:tcPr>
+            <w:tcW w:type="dxa" w:w="3249"/>
+            <w:shd w:fill="1F4E79"/>
+          </w:tcPr>
+          <w:p>
+            <w:pPr>
+              <w:spacing w:after="20" w:line="276" w:lineRule="auto"/>
+            </w:pPr>
+            <w:r/>
+            <w:r>
+              <w:rPr>
+                <w:rFonts w:ascii="微软雅黑" w:hAnsi="微软雅黑" w:eastAsia="微软雅黑"/>
+                <w:b/>
+                <w:color w:val="FFFFFF"/>
+                <w:sz w:val="18"/>
+              </w:rPr>
+              <w:t>脚本</w:t>
+            </w:r>
+          </w:p>
+        </w:tc>
+        <w:tc>
+          <w:tcPr>
+            <w:tcW w:type="dxa" w:w="3249"/>
+            <w:shd w:fill="1F4E79"/>
+          </w:tcPr>
+          <w:p>
+            <w:pPr>
+              <w:spacing w:after="20" w:line="276" w:lineRule="auto"/>
+            </w:pPr>
+            <w:r/>
+            <w:r>
+              <w:rPr>
+                <w:rFonts w:ascii="微软雅黑" w:hAnsi="微软雅黑" w:eastAsia="微软雅黑"/>
+                <w:b/>
+                <w:color w:val="FFFFFF"/>
+                <w:sz w:val="18"/>
+              </w:rPr>
+              <w:t>结果</w:t>
+            </w:r>
+          </w:p>
+        </w:tc>
+        <w:tc>
+          <w:tcPr>
+            <w:tcW w:type="dxa" w:w="3249"/>
+            <w:shd w:fill="1F4E79"/>
+          </w:tcPr>
+          <w:p>
+            <w:pPr>
+              <w:spacing w:after="20" w:line="276" w:lineRule="auto"/>
+            </w:pPr>
+            <w:r/>
+            <w:r>
+              <w:rPr>
+                <w:rFonts w:ascii="微软雅黑" w:hAnsi="微软雅黑" w:eastAsia="微软雅黑"/>
+                <w:b/>
+                <w:color w:val="FFFFFF"/>
+                <w:sz w:val="18"/>
+              </w:rPr>
+              <w:t>说明</w:t>
+            </w:r>
+          </w:p>
+        </w:tc>
+      </w:tr>
+      <w:tr>
+        <w:tc>
+          <w:tcPr>
+            <w:tcW w:type="dxa" w:w="3249"/>
+          </w:tcPr>
+          <w:p>
+            <w:pPr>
+              <w:spacing w:after="20" w:line="276" w:lineRule="auto"/>
+            </w:pPr>
+            <w:r/>
+            <w:r>
+              <w:rPr>
+                <w:rFonts w:ascii="Consolas" w:hAnsi="Consolas" w:eastAsia="Consolas"/>
+                <w:b w:val="0"/>
+                <w:sz w:val="17"/>
+              </w:rPr>
+              <w:t>诊断.bat</w:t>
+            </w:r>
+          </w:p>
+        </w:tc>
+        <w:tc>
+          <w:tcPr>
+            <w:tcW w:type="dxa" w:w="3249"/>
+          </w:tcPr>
+          <w:p>
+            <w:pPr>
+              <w:spacing w:after="20" w:line="276" w:lineRule="auto"/>
+            </w:pPr>
+            <w:r/>
+            <w:r>
+              <w:rPr>
+                <w:rFonts w:ascii="微软雅黑" w:hAnsi="微软雅黑" w:eastAsia="微软雅黑"/>
+                <w:b w:val="0"/>
+                <w:sz w:val="18"/>
+              </w:rPr>
+              <w:t>✅</w:t>
+            </w:r>
+          </w:p>
+        </w:tc>
+        <w:tc>
+          <w:tcPr>
+            <w:tcW w:type="dxa" w:w="3249"/>
+          </w:tcPr>
+          <w:p>
+            <w:pPr>
+              <w:spacing w:after="20" w:line="276" w:lineRule="auto"/>
+            </w:pPr>
+            <w:r/>
+            <w:r>
+              <w:rPr>
+                <w:rFonts w:ascii="微软雅黑" w:hAnsi="微软雅黑" w:eastAsia="微软雅黑"/>
+                <w:b w:val="0"/>
+                <w:sz w:val="18"/>
+              </w:rPr>
+              <w:t>正确识别 4 个 Python 及各自 tkinter/Pillow 状态</w:t>
+            </w:r>
+          </w:p>
+        </w:tc>
+      </w:tr>
+      <w:tr>
+        <w:tc>
+          <w:tcPr>
+            <w:tcW w:type="dxa" w:w="3249"/>
+          </w:tcPr>
+          <w:p>
+            <w:pPr>
+              <w:spacing w:after="20" w:line="276" w:lineRule="auto"/>
+            </w:pPr>
+            <w:r/>
+            <w:r>
+              <w:rPr>
+                <w:rFonts w:ascii="Consolas" w:hAnsi="Consolas" w:eastAsia="Consolas"/>
+                <w:b w:val="0"/>
+                <w:sz w:val="17"/>
+              </w:rPr>
+              <w:t>自检.bat</w:t>
+            </w:r>
+          </w:p>
+        </w:tc>
+        <w:tc>
+          <w:tcPr>
+            <w:tcW w:type="dxa" w:w="3249"/>
+          </w:tcPr>
+          <w:p>
+            <w:pPr>
+              <w:spacing w:after="20" w:line="276" w:lineRule="auto"/>
+            </w:pPr>
+            <w:r/>
+            <w:r>
+              <w:rPr>
+                <w:rFonts w:ascii="微软雅黑" w:hAnsi="微软雅黑" w:eastAsia="微软雅黑"/>
+                <w:b w:val="0"/>
+                <w:sz w:val="18"/>
+              </w:rPr>
+              <w:t>✅</w:t>
+            </w:r>
+          </w:p>
+        </w:tc>
+        <w:tc>
+          <w:tcPr>
+            <w:tcW w:type="dxa" w:w="3249"/>
+          </w:tcPr>
+          <w:p>
+            <w:pPr>
+              <w:spacing w:after="20" w:line="276" w:lineRule="auto"/>
+            </w:pPr>
+            <w:r/>
+            <w:r>
+              <w:rPr>
+                <w:rFonts w:ascii="微软雅黑" w:hAnsi="微软雅黑" w:eastAsia="微软雅黑"/>
+                <w:b w:val="0"/>
+                <w:sz w:val="18"/>
+              </w:rPr>
+              <w:t>2 分 42 秒跑完，63/63 + 27/27 + 14/14 + 真题 3/7</w:t>
+            </w:r>
+          </w:p>
+        </w:tc>
+      </w:tr>
+      <w:tr>
+        <w:tc>
+          <w:tcPr>
+            <w:tcW w:type="dxa" w:w="3249"/>
+          </w:tcPr>
+          <w:p>
+            <w:pPr>
+              <w:spacing w:after="20" w:line="276" w:lineRule="auto"/>
+            </w:pPr>
+            <w:r/>
+            <w:r>
+              <w:rPr>
+                <w:rFonts w:ascii="Consolas" w:hAnsi="Consolas" w:eastAsia="Consolas"/>
+                <w:b w:val="0"/>
+                <w:sz w:val="17"/>
+              </w:rPr>
+              <w:t>实战测试.bat</w:t>
+            </w:r>
+          </w:p>
+        </w:tc>
+        <w:tc>
+          <w:tcPr>
+            <w:tcW w:type="dxa" w:w="3249"/>
+          </w:tcPr>
+          <w:p>
+            <w:pPr>
+              <w:spacing w:after="20" w:line="276" w:lineRule="auto"/>
+            </w:pPr>
+            <w:r/>
+            <w:r>
+              <w:rPr>
+                <w:rFonts w:ascii="微软雅黑" w:hAnsi="微软雅黑" w:eastAsia="微软雅黑"/>
+                <w:b w:val="0"/>
+                <w:sz w:val="18"/>
+              </w:rPr>
+              <w:t>✅</w:t>
+            </w:r>
+          </w:p>
+        </w:tc>
+        <w:tc>
+          <w:tcPr>
+            <w:tcW w:type="dxa" w:w="3249"/>
+          </w:tcPr>
+          <w:p>
+            <w:pPr>
+              <w:spacing w:after="20" w:line="276" w:lineRule="auto"/>
+            </w:pPr>
+            <w:r/>
+            <w:r>
+              <w:rPr>
+                <w:rFonts w:ascii="微软雅黑" w:hAnsi="微软雅黑" w:eastAsia="微软雅黑"/>
+                <w:b w:val="0"/>
+                <w:sz w:val="18"/>
+              </w:rPr>
+              <w:t>61/61 通过</w:t>
+            </w:r>
+          </w:p>
+        </w:tc>
+      </w:tr>
+      <w:tr>
+        <w:tc>
+          <w:tcPr>
+            <w:tcW w:type="dxa" w:w="3249"/>
+          </w:tcPr>
+          <w:p>
+            <w:pPr>
+              <w:spacing w:after="20" w:line="276" w:lineRule="auto"/>
+            </w:pPr>
+            <w:r/>
+            <w:r>
+              <w:rPr>
+                <w:rFonts w:ascii="Consolas" w:hAnsi="Consolas" w:eastAsia="Consolas"/>
+                <w:b w:val="0"/>
+                <w:sz w:val="17"/>
+              </w:rPr>
+              <w:t>启动网页版.bat</w:t>
+            </w:r>
+          </w:p>
+        </w:tc>
+        <w:tc>
+          <w:tcPr>
+            <w:tcW w:type="dxa" w:w="3249"/>
+          </w:tcPr>
+          <w:p>
+            <w:pPr>
+              <w:spacing w:after="20" w:line="276" w:lineRule="auto"/>
+            </w:pPr>
+            <w:r/>
+            <w:r>
+              <w:rPr>
+                <w:rFonts w:ascii="微软雅黑" w:hAnsi="微软雅黑" w:eastAsia="微软雅黑"/>
+                <w:b w:val="0"/>
+                <w:sz w:val="18"/>
+              </w:rPr>
+              <w:t>✅</w:t>
+            </w:r>
+          </w:p>
+        </w:tc>
+        <w:tc>
+          <w:tcPr>
+            <w:tcW w:type="dxa" w:w="3249"/>
+          </w:tcPr>
+          <w:p>
+            <w:pPr>
+              <w:spacing w:after="20" w:line="276" w:lineRule="auto"/>
+            </w:pPr>
+            <w:r/>
+            <w:r>
+              <w:rPr>
+                <w:rFonts w:ascii="微软雅黑" w:hAnsi="微软雅黑" w:eastAsia="微软雅黑"/>
+                <w:b w:val="0"/>
+                <w:sz w:val="18"/>
+              </w:rPr>
+              <w:t>端口 8000 监听，首页正常</w:t>
+            </w:r>
+          </w:p>
+        </w:tc>
+      </w:tr>
+      <w:tr>
+        <w:tc>
+          <w:tcPr>
+            <w:tcW w:type="dxa" w:w="3249"/>
+          </w:tcPr>
+          <w:p>
+            <w:pPr>
+              <w:spacing w:after="20" w:line="276" w:lineRule="auto"/>
+            </w:pPr>
+            <w:r/>
+            <w:r>
+              <w:rPr>
+                <w:rFonts w:ascii="Consolas" w:hAnsi="Consolas" w:eastAsia="Consolas"/>
+                <w:b w:val="0"/>
+                <w:sz w:val="17"/>
+              </w:rPr>
+              <w:t>启动图形界面.bat</w:t>
+            </w:r>
+          </w:p>
+        </w:tc>
+        <w:tc>
+          <w:tcPr>
+            <w:tcW w:type="dxa" w:w="3249"/>
+          </w:tcPr>
+          <w:p>
+            <w:pPr>
+              <w:spacing w:after="20" w:line="276" w:lineRule="auto"/>
+            </w:pPr>
+            <w:r/>
+            <w:r>
+              <w:rPr>
+                <w:rFonts w:ascii="微软雅黑" w:hAnsi="微软雅黑" w:eastAsia="微软雅黑"/>
+                <w:b w:val="0"/>
+                <w:sz w:val="18"/>
+              </w:rPr>
+              <w:t>✅</w:t>
+            </w:r>
+          </w:p>
+        </w:tc>
+        <w:tc>
+          <w:tcPr>
+            <w:tcW w:type="dxa" w:w="3249"/>
+          </w:tcPr>
+          <w:p>
+            <w:pPr>
+              <w:spacing w:after="20" w:line="276" w:lineRule="auto"/>
+            </w:pPr>
+            <w:r/>
+            <w:r>
+              <w:rPr>
+                <w:rFonts w:ascii="微软雅黑" w:hAnsi="微软雅黑" w:eastAsia="微软雅黑"/>
+                <w:b w:val="0"/>
+                <w:sz w:val="18"/>
+              </w:rPr>
+              <w:t>GUI 窗口正常起来、响应正常</w:t>
+            </w:r>
+          </w:p>
+        </w:tc>
+      </w:tr>
+      <w:tr>
+        <w:tc>
+          <w:tcPr>
+            <w:tcW w:type="dxa" w:w="3249"/>
+          </w:tcPr>
+          <w:p>
+            <w:pPr>
+              <w:spacing w:after="20" w:line="276" w:lineRule="auto"/>
+            </w:pPr>
+            <w:r/>
+            <w:r>
+              <w:rPr>
+                <w:rFonts w:ascii="Consolas" w:hAnsi="Consolas" w:eastAsia="Consolas"/>
+                <w:b w:val="0"/>
+                <w:sz w:val="17"/>
+              </w:rPr>
+              <w:t>拖文件到这里.bat</w:t>
+            </w:r>
+          </w:p>
+        </w:tc>
+        <w:tc>
+          <w:tcPr>
+            <w:tcW w:type="dxa" w:w="3249"/>
+          </w:tcPr>
+          <w:p>
+            <w:pPr>
+              <w:spacing w:after="20" w:line="276" w:lineRule="auto"/>
+            </w:pPr>
+            <w:r/>
+            <w:r>
+              <w:rPr>
+                <w:rFonts w:ascii="微软雅黑" w:hAnsi="微软雅黑" w:eastAsia="微软雅黑"/>
+                <w:b w:val="0"/>
+                <w:sz w:val="18"/>
+              </w:rPr>
+              <w:t>⚠️→✅</w:t>
+            </w:r>
+          </w:p>
+        </w:tc>
+        <w:tc>
+          <w:tcPr>
+            <w:tcW w:type="dxa" w:w="3249"/>
+          </w:tcPr>
+          <w:p>
+            <w:pPr>
+              <w:spacing w:after="20" w:line="276" w:lineRule="auto"/>
+            </w:pPr>
+            <w:r/>
+            <w:r>
+              <w:rPr>
+                <w:rFonts w:ascii="微软雅黑" w:hAnsi="微软雅黑" w:eastAsia="微软雅黑"/>
+                <w:b/>
+                <w:sz w:val="18"/>
+              </w:rPr>
+              <w:t>原本报 `No module named 'misc'`，已修</w:t>
+            </w:r>
+          </w:p>
+        </w:tc>
+      </w:tr>
+      <w:tr>
+        <w:tc>
+          <w:tcPr>
+            <w:tcW w:type="dxa" w:w="3249"/>
+          </w:tcPr>
+          <w:p>
+            <w:pPr>
+              <w:spacing w:after="20" w:line="276" w:lineRule="auto"/>
+            </w:pPr>
+            <w:r/>
+            <w:r>
+              <w:rPr>
+                <w:rFonts w:ascii="Consolas" w:hAnsi="Consolas" w:eastAsia="Consolas"/>
+                <w:b w:val="0"/>
+                <w:sz w:val="17"/>
+              </w:rPr>
+              <w:t>启用hashcat.bat</w:t>
+            </w:r>
+          </w:p>
+        </w:tc>
+        <w:tc>
+          <w:tcPr>
+            <w:tcW w:type="dxa" w:w="3249"/>
+          </w:tcPr>
+          <w:p>
+            <w:pPr>
+              <w:spacing w:after="20" w:line="276" w:lineRule="auto"/>
+            </w:pPr>
+            <w:r/>
+            <w:r>
+              <w:rPr>
+                <w:rFonts w:ascii="微软雅黑" w:hAnsi="微软雅黑" w:eastAsia="微软雅黑"/>
+                <w:b w:val="0"/>
+                <w:sz w:val="18"/>
+              </w:rPr>
+              <w:t>⚠️→✅</w:t>
+            </w:r>
+          </w:p>
+        </w:tc>
+        <w:tc>
+          <w:tcPr>
+            <w:tcW w:type="dxa" w:w="3249"/>
+          </w:tcPr>
+          <w:p>
+            <w:pPr>
+              <w:spacing w:after="20" w:line="276" w:lineRule="auto"/>
+            </w:pPr>
+            <w:r/>
+            <w:r>
+              <w:rPr>
+                <w:rFonts w:ascii="微软雅黑" w:hAnsi="微软雅黑" w:eastAsia="微软雅黑"/>
+                <w:b/>
+                <w:sz w:val="18"/>
+              </w:rPr>
+              <w:t>原本中文乱码，已修</w:t>
+            </w:r>
+          </w:p>
+        </w:tc>
+      </w:tr>
+      <w:tr>
+        <w:tc>
+          <w:tcPr>
+            <w:tcW w:type="dxa" w:w="3249"/>
+          </w:tcPr>
+          <w:p>
+            <w:pPr>
+              <w:spacing w:after="20" w:line="276" w:lineRule="auto"/>
+            </w:pPr>
+            <w:r/>
+            <w:r>
+              <w:rPr>
+                <w:rFonts w:ascii="Consolas" w:hAnsi="Consolas" w:eastAsia="Consolas"/>
+                <w:b w:val="0"/>
+                <w:sz w:val="17"/>
+              </w:rPr>
+              <w:t>安装依赖.bat</w:t>
+            </w:r>
+          </w:p>
+        </w:tc>
+        <w:tc>
+          <w:tcPr>
+            <w:tcW w:type="dxa" w:w="3249"/>
+          </w:tcPr>
+          <w:p>
+            <w:pPr>
+              <w:spacing w:after="20" w:line="276" w:lineRule="auto"/>
+            </w:pPr>
+            <w:r/>
+            <w:r>
+              <w:rPr>
+                <w:rFonts w:ascii="微软雅黑" w:hAnsi="微软雅黑" w:eastAsia="微软雅黑"/>
+                <w:b w:val="0"/>
+                <w:sz w:val="18"/>
+              </w:rPr>
+              <w:t>⏭️ 未执行</w:t>
+            </w:r>
+          </w:p>
+        </w:tc>
+        <w:tc>
+          <w:tcPr>
+            <w:tcW w:type="dxa" w:w="3249"/>
+          </w:tcPr>
+          <w:p>
+            <w:pPr>
+              <w:spacing w:after="20" w:line="276" w:lineRule="auto"/>
+            </w:pPr>
+            <w:r/>
+            <w:r>
+              <w:rPr>
+                <w:rFonts w:ascii="微软雅黑" w:hAnsi="微软雅黑" w:eastAsia="微软雅黑"/>
+                <w:b w:val="0"/>
+                <w:sz w:val="18"/>
+              </w:rPr>
+              <w:t>会往</w:t>
+            </w:r>
+            <w:r>
+              <w:rPr>
+                <w:rFonts w:ascii="微软雅黑" w:hAnsi="微软雅黑" w:eastAsia="微软雅黑"/>
+                <w:b/>
+                <w:sz w:val="18"/>
+              </w:rPr>
+              <w:t>系统 Python</w:t>
+            </w:r>
+            <w:r>
+              <w:rPr>
+                <w:rFonts w:ascii="微软雅黑" w:hAnsi="微软雅黑" w:eastAsia="微软雅黑"/>
+                <w:b w:val="0"/>
+                <w:sz w:val="18"/>
+              </w:rPr>
+              <w:t xml:space="preserve"> 装包，改动用户环境，需用户自己决定</w:t>
+            </w:r>
+          </w:p>
+        </w:tc>
+      </w:tr>
+    </w:tbl>
+    <w:p>
+      <w:pPr>
+        <w:spacing w:after="40"/>
+      </w:pPr>
+    </w:p>
+    <w:p>
+      <w:pPr>
+        <w:pStyle w:val="Heading3"/>
+        <w:spacing w:before="180" w:after="100"/>
+      </w:pPr>
+      <w:r>
+        <w:rPr>
+          <w:rFonts w:ascii="微软雅黑" w:hAnsi="微软雅黑" w:eastAsia="微软雅黑"/>
+          <w:b/>
+          <w:color w:val="1F4E79"/>
+          <w:sz w:val="23"/>
+        </w:rPr>
+        <w:t>9.4 三端测试抓出并修复的三个真 bug</w:t>
+      </w:r>
+    </w:p>
+    <w:p>
+      <w:pPr>
+        <w:spacing w:after="60" w:line="317" w:lineRule="auto"/>
+      </w:pPr>
+      <w:r>
+        <w:rPr>
+          <w:rFonts w:ascii="微软雅黑" w:hAnsi="微软雅黑" w:eastAsia="微软雅黑"/>
+          <w:b/>
+          <w:sz w:val="21"/>
+        </w:rPr>
+        <w:t>① `core/runner.py` 缺 `sys.path` 自举（最严重）</w:t>
+      </w:r>
+    </w:p>
+    <w:p>
+      <w:pPr>
+        <w:spacing w:after="60" w:line="317" w:lineRule="auto"/>
+      </w:pPr>
+      <w:r>
+        <w:rPr>
+          <w:rFonts w:ascii="微软雅黑" w:hAnsi="微软雅黑" w:eastAsia="微软雅黑"/>
+          <w:b w:val="0"/>
+          <w:sz w:val="21"/>
+        </w:rPr>
+        <w:t xml:space="preserve">内置 runtime Python 带 </w:t>
+      </w:r>
+      <w:r>
+        <w:rPr>
+          <w:rFonts w:ascii="Consolas" w:hAnsi="Consolas" w:eastAsia="Consolas"/>
+          <w:b w:val="0"/>
+          <w:sz w:val="20"/>
+        </w:rPr>
+        <w:t>python311._pth</w:t>
+      </w:r>
+      <w:r>
+        <w:rPr>
+          <w:rFonts w:ascii="微软雅黑" w:hAnsi="微软雅黑" w:eastAsia="微软雅黑"/>
+          <w:b w:val="0"/>
+          <w:sz w:val="21"/>
+        </w:rPr>
+        <w:t>，运行在</w:t>
+      </w:r>
+      <w:r>
+        <w:rPr>
+          <w:rFonts w:ascii="微软雅黑" w:hAnsi="微软雅黑" w:eastAsia="微软雅黑"/>
+          <w:b/>
+          <w:sz w:val="21"/>
+        </w:rPr>
+        <w:t>隔离模式</w:t>
+      </w:r>
+      <w:r>
+        <w:rPr>
+          <w:rFonts w:ascii="微软雅黑" w:hAnsi="微软雅黑" w:eastAsia="微软雅黑"/>
+          <w:b w:val="0"/>
+          <w:sz w:val="21"/>
+        </w:rPr>
+        <w:t>——不会自动把脚本目录</w:t>
+      </w:r>
+    </w:p>
+    <w:p>
+      <w:pPr>
+        <w:spacing w:after="60" w:line="317" w:lineRule="auto"/>
+      </w:pPr>
+      <w:r>
+        <w:rPr>
+          <w:rFonts w:ascii="微软雅黑" w:hAnsi="微软雅黑" w:eastAsia="微软雅黑"/>
+          <w:b w:val="0"/>
+          <w:sz w:val="21"/>
+        </w:rPr>
+        <w:t xml:space="preserve">加进 </w:t>
+      </w:r>
+      <w:r>
+        <w:rPr>
+          <w:rFonts w:ascii="Consolas" w:hAnsi="Consolas" w:eastAsia="Consolas"/>
+          <w:b w:val="0"/>
+          <w:sz w:val="20"/>
+        </w:rPr>
+        <w:t>sys.path</w:t>
+      </w:r>
+      <w:r>
+        <w:rPr>
+          <w:rFonts w:ascii="微软雅黑" w:hAnsi="微软雅黑" w:eastAsia="微软雅黑"/>
+          <w:b w:val="0"/>
+          <w:sz w:val="21"/>
+        </w:rPr>
+        <w:t>。于是：</w:t>
+      </w:r>
+    </w:p>
+    <w:p>
+      <w:pPr>
+        <w:spacing w:after="0" w:before="60" w:line="269" w:lineRule="auto"/>
+        <w:ind w:left="198"/>
+        <w:shd w:fill="F2F4F7"/>
+      </w:pPr>
+      <w:r>
+        <w:rPr>
+          <w:rFonts w:ascii="Consolas" w:hAnsi="Consolas" w:eastAsia="Consolas"/>
+          <w:b w:val="0"/>
+          <w:sz w:val="18"/>
+        </w:rPr>
+        <w:t>拖文件到这里.bat 文件.txt   →  一键分析出错：No module named 'misc'</w:t>
+      </w:r>
+    </w:p>
+    <w:p>
+      <w:pPr>
+        <w:spacing w:after="0" w:before="0" w:line="269" w:lineRule="auto"/>
+        <w:ind w:left="198"/>
+        <w:shd w:fill="F2F4F7"/>
+      </w:pPr>
+      <w:r>
+        <w:rPr>
+          <w:rFonts w:ascii="Consolas" w:hAnsi="Consolas" w:eastAsia="Consolas"/>
+          <w:b w:val="0"/>
+          <w:sz w:val="18"/>
+        </w:rPr>
+        <w:t>python core/runner.py 文件  →  同上</w:t>
+      </w:r>
+    </w:p>
+    <w:p>
+      <w:pPr>
+        <w:spacing w:after="60" w:line="317" w:lineRule="auto"/>
+      </w:pPr>
+      <w:r>
+        <w:rPr>
+          <w:rFonts w:ascii="微软雅黑" w:hAnsi="微软雅黑" w:eastAsia="微软雅黑"/>
+          <w:b w:val="0"/>
+          <w:sz w:val="21"/>
+        </w:rPr>
+        <w:t xml:space="preserve">而 </w:t>
+      </w:r>
+      <w:r>
+        <w:rPr>
+          <w:rFonts w:ascii="Consolas" w:hAnsi="Consolas" w:eastAsia="Consolas"/>
+          <w:b w:val="0"/>
+          <w:sz w:val="20"/>
+        </w:rPr>
+        <w:t>webserver.py</w:t>
+      </w:r>
+      <w:r>
+        <w:rPr>
+          <w:rFonts w:ascii="微软雅黑" w:hAnsi="微软雅黑" w:eastAsia="微软雅黑"/>
+          <w:b w:val="0"/>
+          <w:sz w:val="21"/>
+        </w:rPr>
+        <w:t xml:space="preserve"> 第 26-27 行早有 </w:t>
+      </w:r>
+      <w:r>
+        <w:rPr>
+          <w:rFonts w:ascii="Consolas" w:hAnsi="Consolas" w:eastAsia="Consolas"/>
+          <w:b w:val="0"/>
+          <w:sz w:val="20"/>
+        </w:rPr>
+        <w:t>sys.path.insert(0, HERE)</w:t>
+      </w:r>
+      <w:r>
+        <w:rPr>
+          <w:rFonts w:ascii="微软雅黑" w:hAnsi="微软雅黑" w:eastAsia="微软雅黑"/>
+          <w:b w:val="0"/>
+          <w:sz w:val="21"/>
+        </w:rPr>
+        <w:t>，</w:t>
+      </w:r>
+      <w:r>
+        <w:rPr>
+          <w:rFonts w:ascii="Consolas" w:hAnsi="Consolas" w:eastAsia="Consolas"/>
+          <w:b w:val="0"/>
+          <w:sz w:val="20"/>
+        </w:rPr>
+        <w:t>runner.py</w:t>
+      </w:r>
+      <w:r>
+        <w:rPr>
+          <w:rFonts w:ascii="微软雅黑" w:hAnsi="微软雅黑" w:eastAsia="微软雅黑"/>
+          <w:b w:val="0"/>
+          <w:sz w:val="21"/>
+        </w:rPr>
+        <w:t xml:space="preserve"> 漏了。</w:t>
+      </w:r>
+    </w:p>
+    <w:p>
+      <w:pPr>
+        <w:spacing w:after="60" w:line="317" w:lineRule="auto"/>
+      </w:pPr>
+      <w:r>
+        <w:rPr>
+          <w:rFonts w:ascii="微软雅黑" w:hAnsi="微软雅黑" w:eastAsia="微软雅黑"/>
+          <w:b/>
+          <w:sz w:val="21"/>
+        </w:rPr>
+        <w:t>命令行入口用内置 runtime 时完全不可用</w:t>
+      </w:r>
+      <w:r>
+        <w:rPr>
+          <w:rFonts w:ascii="微软雅黑" w:hAnsi="微软雅黑" w:eastAsia="微软雅黑"/>
+          <w:b w:val="0"/>
+          <w:sz w:val="21"/>
+        </w:rPr>
+        <w:t>，而系统 Python 反而正常（不加 ._pth）。</w:t>
+      </w:r>
+    </w:p>
+    <w:p>
+      <w:pPr>
+        <w:spacing w:after="60" w:line="317" w:lineRule="auto"/>
+      </w:pPr>
+      <w:r>
+        <w:rPr>
+          <w:rFonts w:ascii="微软雅黑" w:hAnsi="微软雅黑" w:eastAsia="微软雅黑"/>
+          <w:b w:val="0"/>
+          <w:sz w:val="21"/>
+        </w:rPr>
+        <w:t>修完：</w:t>
+      </w:r>
+      <w:r>
+        <w:rPr>
+          <w:rFonts w:ascii="Consolas" w:hAnsi="Consolas" w:eastAsia="Consolas"/>
+          <w:b w:val="0"/>
+          <w:sz w:val="20"/>
+        </w:rPr>
+        <w:t>flag{drop_test}</w:t>
+      </w:r>
+      <w:r>
+        <w:rPr>
+          <w:rFonts w:ascii="微软雅黑" w:hAnsi="微软雅黑" w:eastAsia="微软雅黑"/>
+          <w:b w:val="0"/>
+          <w:sz w:val="21"/>
+        </w:rPr>
+        <w:t xml:space="preserve"> 正常解出。</w:t>
+      </w:r>
+    </w:p>
+    <w:p>
+      <w:pPr>
+        <w:spacing w:after="60" w:line="317" w:lineRule="auto"/>
+      </w:pPr>
+      <w:r>
+        <w:rPr>
+          <w:rFonts w:ascii="微软雅黑" w:hAnsi="微软雅黑" w:eastAsia="微软雅黑"/>
+          <w:b/>
+          <w:sz w:val="21"/>
+        </w:rPr>
+        <w:t>② `启用hashcat.bat` 的 chcp 与文件编码自相矛盾</w:t>
+      </w:r>
+    </w:p>
+    <w:p>
+      <w:pPr>
+        <w:spacing w:after="60" w:line="317" w:lineRule="auto"/>
+      </w:pPr>
+      <w:r>
+        <w:rPr>
+          <w:rFonts w:ascii="微软雅黑" w:hAnsi="微软雅黑" w:eastAsia="微软雅黑"/>
+          <w:b w:val="0"/>
+          <w:sz w:val="21"/>
+        </w:rPr>
+        <w:t xml:space="preserve">8 个 bat 全是 </w:t>
+      </w:r>
+      <w:r>
+        <w:rPr>
+          <w:rFonts w:ascii="微软雅黑" w:hAnsi="微软雅黑" w:eastAsia="微软雅黑"/>
+          <w:b/>
+          <w:sz w:val="21"/>
+        </w:rPr>
+        <w:t>GBK 编码</w:t>
+      </w:r>
+      <w:r>
+        <w:rPr>
+          <w:rFonts w:ascii="微软雅黑" w:hAnsi="微软雅黑" w:eastAsia="微软雅黑"/>
+          <w:b w:val="0"/>
+          <w:sz w:val="21"/>
+        </w:rPr>
+        <w:t xml:space="preserve">，但只有它设了 </w:t>
+      </w:r>
+      <w:r>
+        <w:rPr>
+          <w:rFonts w:ascii="Consolas" w:hAnsi="Consolas" w:eastAsia="Consolas"/>
+          <w:b w:val="0"/>
+          <w:sz w:val="20"/>
+        </w:rPr>
+        <w:t>chcp 65001</w:t>
+      </w:r>
+      <w:r>
+        <w:rPr>
+          <w:rFonts w:ascii="微软雅黑" w:hAnsi="微软雅黑" w:eastAsia="微软雅黑"/>
+          <w:b w:val="0"/>
+          <w:sz w:val="21"/>
+        </w:rPr>
+        <w:t>（UTF-8）——</w:t>
+      </w:r>
+    </w:p>
+    <w:p>
+      <w:pPr>
+        <w:spacing w:after="60" w:line="317" w:lineRule="auto"/>
+      </w:pPr>
+      <w:r>
+        <w:rPr>
+          <w:rFonts w:ascii="微软雅黑" w:hAnsi="微软雅黑" w:eastAsia="微软雅黑"/>
+          <w:b w:val="0"/>
+          <w:sz w:val="21"/>
+        </w:rPr>
+        <w:t>cmd 按 UTF-8 解释 GBK 字节，</w:t>
+      </w:r>
+      <w:r>
+        <w:rPr>
+          <w:rFonts w:ascii="微软雅黑" w:hAnsi="微软雅黑" w:eastAsia="微软雅黑"/>
+          <w:b/>
+          <w:sz w:val="21"/>
+        </w:rPr>
+        <w:t>中文必乱码</w:t>
+      </w:r>
+      <w:r>
+        <w:rPr>
+          <w:rFonts w:ascii="微软雅黑" w:hAnsi="微软雅黑" w:eastAsia="微软雅黑"/>
+          <w:b w:val="0"/>
+          <w:sz w:val="21"/>
+        </w:rPr>
+        <w:t>。已移除该行。</w:t>
+      </w:r>
+    </w:p>
+    <w:p>
+      <w:pPr>
+        <w:spacing w:after="60" w:line="317" w:lineRule="auto"/>
+      </w:pPr>
+      <w:r>
+        <w:rPr>
+          <w:rFonts w:ascii="微软雅黑" w:hAnsi="微软雅黑" w:eastAsia="微软雅黑"/>
+          <w:b/>
+          <w:sz w:val="21"/>
+        </w:rPr>
+        <w:t>③ 测试脚本在 GBK 环境下重定向必崩</w:t>
+      </w:r>
+    </w:p>
+    <w:p>
+      <w:pPr>
+        <w:spacing w:after="60" w:line="317" w:lineRule="auto"/>
+      </w:pPr>
+      <w:r>
+        <w:rPr>
+          <w:rFonts w:ascii="微软雅黑" w:hAnsi="微软雅黑" w:eastAsia="微软雅黑"/>
+          <w:b w:val="0"/>
+          <w:sz w:val="21"/>
+        </w:rPr>
+        <w:t>37 行代码含 GBK 不可编码字符（</w:t>
+      </w:r>
+      <w:r>
+        <w:rPr>
+          <w:rFonts w:ascii="Consolas" w:hAnsi="Consolas" w:eastAsia="Consolas"/>
+          <w:b w:val="0"/>
+          <w:sz w:val="20"/>
+        </w:rPr>
+        <w:t>✅</w:t>
+      </w:r>
+      <w:r>
+        <w:rPr>
+          <w:rFonts w:ascii="微软雅黑" w:hAnsi="微软雅黑" w:eastAsia="微软雅黑"/>
+          <w:b w:val="0"/>
+          <w:sz w:val="21"/>
+        </w:rPr>
+        <w:t>/</w:t>
+      </w:r>
+      <w:r>
+        <w:rPr>
+          <w:rFonts w:ascii="Consolas" w:hAnsi="Consolas" w:eastAsia="Consolas"/>
+          <w:b w:val="0"/>
+          <w:sz w:val="20"/>
+        </w:rPr>
+        <w:t>❌</w:t>
+      </w:r>
+      <w:r>
+        <w:rPr>
+          <w:rFonts w:ascii="微软雅黑" w:hAnsi="微软雅黑" w:eastAsia="微软雅黑"/>
+          <w:b w:val="0"/>
+          <w:sz w:val="21"/>
+        </w:rPr>
+        <w:t>/</w:t>
+      </w:r>
+      <w:r>
+        <w:rPr>
+          <w:rFonts w:ascii="Consolas" w:hAnsi="Consolas" w:eastAsia="Consolas"/>
+          <w:b w:val="0"/>
+          <w:sz w:val="20"/>
+        </w:rPr>
+        <w:t>💥</w:t>
+      </w:r>
+      <w:r>
+        <w:rPr>
+          <w:rFonts w:ascii="微软雅黑" w:hAnsi="微软雅黑" w:eastAsia="微软雅黑"/>
+          <w:b w:val="0"/>
+          <w:sz w:val="21"/>
+        </w:rPr>
+        <w:t>/</w:t>
+      </w:r>
+      <w:r>
+        <w:rPr>
+          <w:rFonts w:ascii="Consolas" w:hAnsi="Consolas" w:eastAsia="Consolas"/>
+          <w:b w:val="0"/>
+          <w:sz w:val="20"/>
+        </w:rPr>
+        <w:t>å</w:t>
+      </w:r>
+      <w:r>
+        <w:rPr>
+          <w:rFonts w:ascii="微软雅黑" w:hAnsi="微软雅黑" w:eastAsia="微软雅黑"/>
+          <w:b w:val="0"/>
+          <w:sz w:val="21"/>
+        </w:rPr>
+        <w:t>/</w:t>
+      </w:r>
+      <w:r>
+        <w:rPr>
+          <w:rFonts w:ascii="Consolas" w:hAnsi="Consolas" w:eastAsia="Consolas"/>
+          <w:b w:val="0"/>
+          <w:sz w:val="20"/>
+        </w:rPr>
+        <w:t>⠠</w:t>
+      </w:r>
+      <w:r>
+        <w:rPr>
+          <w:rFonts w:ascii="微软雅黑" w:hAnsi="微软雅黑" w:eastAsia="微软雅黑"/>
+          <w:b w:val="0"/>
+          <w:sz w:val="21"/>
+        </w:rPr>
+        <w:t xml:space="preserve"> 等）：</w:t>
+      </w:r>
+    </w:p>
+    <w:p>
+      <w:pPr>
+        <w:spacing w:after="0" w:before="60" w:line="269" w:lineRule="auto"/>
+        <w:ind w:left="198"/>
+        <w:shd w:fill="F2F4F7"/>
+      </w:pPr>
+      <w:r>
+        <w:rPr>
+          <w:rFonts w:ascii="Consolas" w:hAnsi="Consolas" w:eastAsia="Consolas"/>
+          <w:b w:val="0"/>
+          <w:sz w:val="18"/>
+        </w:rPr>
+        <w:t>PYTHONUTF8=0 python core/selftest.py &gt; log.txt</w:t>
+      </w:r>
+    </w:p>
+    <w:p>
+      <w:pPr>
+        <w:spacing w:after="0" w:before="0" w:line="269" w:lineRule="auto"/>
+        <w:ind w:left="198"/>
+        <w:shd w:fill="F2F4F7"/>
+      </w:pPr>
+      <w:r>
+        <w:rPr>
+          <w:rFonts w:ascii="Consolas" w:hAnsi="Consolas" w:eastAsia="Consolas"/>
+          <w:b w:val="0"/>
+          <w:sz w:val="18"/>
+        </w:rPr>
+        <w:t>UnicodeEncodeError: 'gbk' codec can't encode character '\xe5' in position 12</w:t>
+      </w:r>
+    </w:p>
+    <w:p>
+      <w:pPr>
+        <w:spacing w:after="60" w:line="317" w:lineRule="auto"/>
+      </w:pPr>
+      <w:r>
+        <w:rPr>
+          <w:rFonts w:ascii="微软雅黑" w:hAnsi="微软雅黑" w:eastAsia="微软雅黑"/>
+          <w:b w:val="0"/>
+          <w:sz w:val="21"/>
+        </w:rPr>
+        <w:t xml:space="preserve">根因是 </w:t>
+      </w:r>
+      <w:r>
+        <w:rPr>
+          <w:rFonts w:ascii="Consolas" w:hAnsi="Consolas" w:eastAsia="Consolas"/>
+          <w:b w:val="0"/>
+          <w:sz w:val="20"/>
+        </w:rPr>
+        <w:t>selftest.py</w:t>
+      </w:r>
+      <w:r>
+        <w:rPr>
+          <w:rFonts w:ascii="微软雅黑" w:hAnsi="微软雅黑" w:eastAsia="微软雅黑"/>
+          <w:b w:val="0"/>
+          <w:sz w:val="21"/>
+        </w:rPr>
+        <w:t xml:space="preserve"> 里的 </w:t>
+      </w:r>
+      <w:r>
+        <w:rPr>
+          <w:rFonts w:ascii="Consolas" w:hAnsi="Consolas" w:eastAsia="Consolas"/>
+          <w:b w:val="0"/>
+          <w:sz w:val="20"/>
+        </w:rPr>
+        <w:t>"RSA：H\xe5stad 广播攻击"</w:t>
+      </w:r>
+      <w:r>
+        <w:rPr>
+          <w:rFonts w:ascii="微软雅黑" w:hAnsi="微软雅黑" w:eastAsia="微软雅黑"/>
+          <w:b w:val="0"/>
+          <w:sz w:val="21"/>
+        </w:rPr>
+        <w:t>（Håstad 的 å）。</w:t>
+      </w:r>
+    </w:p>
+    <w:p>
+      <w:pPr>
+        <w:spacing w:after="60" w:line="317" w:lineRule="auto"/>
+      </w:pPr>
+      <w:r>
+        <w:rPr>
+          <w:rFonts w:ascii="微软雅黑" w:hAnsi="微软雅黑" w:eastAsia="微软雅黑"/>
+          <w:b w:val="0"/>
+          <w:sz w:val="21"/>
+        </w:rPr>
+        <w:t>控制台直接跑没事（Windows 宽字符 API），</w:t>
+      </w:r>
+      <w:r>
+        <w:rPr>
+          <w:rFonts w:ascii="微软雅黑" w:hAnsi="微软雅黑" w:eastAsia="微软雅黑"/>
+          <w:b/>
+          <w:sz w:val="21"/>
+        </w:rPr>
+        <w:t>但重定向到文件/管道就崩</w:t>
+      </w:r>
+      <w:r>
+        <w:rPr>
+          <w:rFonts w:ascii="微软雅黑" w:hAnsi="微软雅黑" w:eastAsia="微软雅黑"/>
+          <w:b w:val="0"/>
+          <w:sz w:val="21"/>
+        </w:rPr>
+        <w:t>。</w:t>
+      </w:r>
+    </w:p>
+    <w:p>
+      <w:pPr>
+        <w:spacing w:after="60" w:line="317" w:lineRule="auto"/>
+      </w:pPr>
+      <w:r>
+        <w:rPr>
+          <w:rFonts w:ascii="微软雅黑" w:hAnsi="微软雅黑" w:eastAsia="微软雅黑"/>
+          <w:b w:val="0"/>
+          <w:sz w:val="21"/>
+        </w:rPr>
+        <w:t xml:space="preserve">给 7 个测试脚本加 </w:t>
+      </w:r>
+      <w:r>
+        <w:rPr>
+          <w:rFonts w:ascii="Consolas" w:hAnsi="Consolas" w:eastAsia="Consolas"/>
+          <w:b w:val="0"/>
+          <w:sz w:val="20"/>
+        </w:rPr>
+        <w:t>sys.stdout.reconfigure(errors="replace")</w:t>
+      </w:r>
+      <w:r>
+        <w:rPr>
+          <w:rFonts w:ascii="微软雅黑" w:hAnsi="微软雅黑" w:eastAsia="微软雅黑"/>
+          <w:b w:val="0"/>
+          <w:sz w:val="21"/>
+        </w:rPr>
+        <w:t xml:space="preserve"> 兜底，</w:t>
+      </w:r>
+    </w:p>
+    <w:p>
+      <w:pPr>
+        <w:spacing w:after="60" w:line="317" w:lineRule="auto"/>
+      </w:pPr>
+      <w:r>
+        <w:rPr>
+          <w:rFonts w:ascii="微软雅黑" w:hAnsi="微软雅黑" w:eastAsia="微软雅黑"/>
+          <w:b w:val="0"/>
+          <w:sz w:val="21"/>
+        </w:rPr>
+        <w:t>最坏显示成问号，不崩。</w:t>
+      </w:r>
+    </w:p>
+    <w:p>
+      <w:pPr>
+        <w:pStyle w:val="Heading3"/>
+        <w:spacing w:before="180" w:after="100"/>
+      </w:pPr>
+      <w:r>
+        <w:rPr>
+          <w:rFonts w:ascii="微软雅黑" w:hAnsi="微软雅黑" w:eastAsia="微软雅黑"/>
+          <w:b/>
+          <w:color w:val="1F4E79"/>
+          <w:sz w:val="23"/>
+        </w:rPr>
+        <w:t>9.5 顺手发现：我的测试环境与真实环境不一致</w:t>
+      </w:r>
+    </w:p>
+    <w:p>
+      <w:pPr>
+        <w:spacing w:after="60" w:line="317" w:lineRule="auto"/>
+      </w:pPr>
+      <w:r>
+        <w:rPr>
+          <w:rFonts w:ascii="微软雅黑" w:hAnsi="微软雅黑" w:eastAsia="微软雅黑"/>
+          <w:b w:val="0"/>
+          <w:sz w:val="21"/>
+        </w:rPr>
+        <w:t xml:space="preserve">沙箱设了 </w:t>
+      </w:r>
+      <w:r>
+        <w:rPr>
+          <w:rFonts w:ascii="Consolas" w:hAnsi="Consolas" w:eastAsia="Consolas"/>
+          <w:b w:val="0"/>
+          <w:sz w:val="20"/>
+        </w:rPr>
+        <w:t>PYTHONUTF8=1</w:t>
+      </w:r>
+      <w:r>
+        <w:rPr>
+          <w:rFonts w:ascii="微软雅黑" w:hAnsi="微软雅黑" w:eastAsia="微软雅黑"/>
+          <w:b w:val="0"/>
+          <w:sz w:val="21"/>
+        </w:rPr>
+        <w:t xml:space="preserve"> / </w:t>
+      </w:r>
+      <w:r>
+        <w:rPr>
+          <w:rFonts w:ascii="Consolas" w:hAnsi="Consolas" w:eastAsia="Consolas"/>
+          <w:b w:val="0"/>
+          <w:sz w:val="20"/>
+        </w:rPr>
+        <w:t>PYTHONIOENCODING=utf-8</w:t>
+      </w:r>
+      <w:r>
+        <w:rPr>
+          <w:rFonts w:ascii="微软雅黑" w:hAnsi="微软雅黑" w:eastAsia="微软雅黑"/>
+          <w:b w:val="0"/>
+          <w:sz w:val="21"/>
+        </w:rPr>
+        <w:t xml:space="preserve">，而用户真实控制台是 </w:t>
+      </w:r>
+      <w:r>
+        <w:rPr>
+          <w:rFonts w:ascii="微软雅黑" w:hAnsi="微软雅黑" w:eastAsia="微软雅黑"/>
+          <w:b/>
+          <w:sz w:val="21"/>
+        </w:rPr>
+        <w:t>GBK(936)</w:t>
+      </w:r>
+      <w:r>
+        <w:rPr>
+          <w:rFonts w:ascii="微软雅黑" w:hAnsi="微软雅黑" w:eastAsia="微软雅黑"/>
+          <w:b w:val="0"/>
+          <w:sz w:val="21"/>
+        </w:rPr>
+        <w:t>。</w:t>
+      </w:r>
+    </w:p>
+    <w:p>
+      <w:pPr>
+        <w:spacing w:after="60" w:line="317" w:lineRule="auto"/>
+      </w:pPr>
+      <w:r>
+        <w:rPr>
+          <w:rFonts w:ascii="微软雅黑" w:hAnsi="微软雅黑" w:eastAsia="微软雅黑"/>
+          <w:b w:val="0"/>
+          <w:sz w:val="21"/>
+        </w:rPr>
+        <w:t>之前所有测试都跑在 UTF-8 模式下，</w:t>
+      </w:r>
+      <w:r>
+        <w:rPr>
+          <w:rFonts w:ascii="微软雅黑" w:hAnsi="微软雅黑" w:eastAsia="微软雅黑"/>
+          <w:b/>
+          <w:sz w:val="21"/>
+        </w:rPr>
+        <w:t>掩盖了编码问题</w:t>
+      </w:r>
+      <w:r>
+        <w:rPr>
+          <w:rFonts w:ascii="微软雅黑" w:hAnsi="微软雅黑" w:eastAsia="微软雅黑"/>
+          <w:b w:val="0"/>
+          <w:sz w:val="21"/>
+        </w:rPr>
+        <w:t>。</w:t>
+      </w:r>
+    </w:p>
+    <w:p>
+      <w:pPr>
+        <w:spacing w:after="60" w:line="317" w:lineRule="auto"/>
+      </w:pPr>
+      <w:r>
+        <w:rPr>
+          <w:rFonts w:ascii="微软雅黑" w:hAnsi="微软雅黑" w:eastAsia="微软雅黑"/>
+          <w:b w:val="0"/>
+          <w:sz w:val="21"/>
+        </w:rPr>
+        <w:t xml:space="preserve">这轮用 </w:t>
+      </w:r>
+      <w:r>
+        <w:rPr>
+          <w:rFonts w:ascii="Consolas" w:hAnsi="Consolas" w:eastAsia="Consolas"/>
+          <w:b w:val="0"/>
+          <w:sz w:val="20"/>
+        </w:rPr>
+        <w:t>PYTHONUTF8=0 PYTHONIOENCODING=gbk</w:t>
+      </w:r>
+      <w:r>
+        <w:rPr>
+          <w:rFonts w:ascii="微软雅黑" w:hAnsi="微软雅黑" w:eastAsia="微软雅黑"/>
+          <w:b w:val="0"/>
+          <w:sz w:val="21"/>
+        </w:rPr>
+        <w:t xml:space="preserve"> 模拟真实环境，才抓出上面两个编码 bug。</w:t>
+      </w:r>
+    </w:p>
+    <w:p>
+      <w:pPr>
+        <w:spacing w:before="80" w:after="80"/>
+        <w:pBdr>
+          <w:bottom w:val="single" w:sz="6" w:color="D0D7DE"/>
+        </w:pBdr>
+      </w:pPr>
+    </w:p>
+    <w:p>
+      <w:pPr>
+        <w:pStyle w:val="Heading2"/>
+        <w:spacing w:before="180" w:after="100"/>
+      </w:pPr>
+      <w:r>
+        <w:rPr>
+          <w:rFonts w:ascii="微软雅黑" w:hAnsi="微软雅黑" w:eastAsia="微软雅黑"/>
+          <w:b/>
+          <w:color w:val="1F4E79"/>
+          <w:sz w:val="26"/>
+        </w:rPr>
+        <w:t>十、结论</w:t>
       </w:r>
     </w:p>
     <w:tbl>
